--- a/The Great Pyramid (Pyramid of Khufu)—perhaps the first structure with a complete lightning protection system..docx
+++ b/The Great Pyramid (Pyramid of Khufu)—perhaps the first structure with a complete lightning protection system..docx
@@ -147,15 +147,38 @@
           <w:rFonts w:cs="Arial"/>
           <w:color w:themeColor="text1" w:val="000000"/>
         </w:rPr>
-        <w:t xml:space="preserve">Uma edificação com cerca </w:t>
-      </w:r>
-    </w:p>
-    <w:p>
-      <w:pPr>
-        <w:pStyle w:val="CEAVIPALAVRAS-CHAVE"/>
-        <w:rPr>
-          <w:rFonts w:cs="Arial"/>
-          <w:lang w:val="pt-BR"/>
+        <w:t>A grande pirâmide ou pirâmide de Quéops é uma estrutura construída a cerca de 4500 anos de idade, uma das 7 maravilhas do mundo antigo e por muito tempo, foi uma das estruturas mais altas construídas pela humanidade. Ela apresenta em seu projeto, melhorias e aprendizados das pirâmides anteriores, como a pirâmide vermelha e a pirâmide inclinada.</w:t>
+      </w:r>
+    </w:p>
+    <w:p>
+      <w:pPr>
+        <w:pStyle w:val="referncias"/>
+        <w:shd w:val="clear" w:color="auto" w:fill="FFFFFF"/>
+        <w:spacing w:lineRule="auto" w:line="360" w:beforeAutospacing="0" w:before="240" w:afterAutospacing="0" w:after="240"/>
+        <w:jc w:val="both"/>
+        <w:rPr>
+          <w:rFonts w:cs="Arial"/>
+          <w:color w:themeColor="text1" w:val="000000"/>
+        </w:rPr>
+      </w:pPr>
+      <w:r>
+        <w:rPr>
+          <w:rFonts w:cs="Arial"/>
+          <w:color w:themeColor="text1" w:val="000000"/>
+        </w:rPr>
+      </w:r>
+    </w:p>
+    <w:p>
+      <w:pPr>
+        <w:pStyle w:val="referncias"/>
+        <w:widowControl/>
+        <w:shd w:val="clear" w:color="auto" w:fill="FFFFFF"/>
+        <w:bidi w:val="0"/>
+        <w:spacing w:lineRule="auto" w:line="360" w:beforeAutospacing="0" w:before="240" w:afterAutospacing="0" w:after="240"/>
+        <w:jc w:val="both"/>
+        <w:rPr>
+          <w:rFonts w:cs="Arial"/>
+          <w:color w:themeColor="text1" w:val="000000"/>
         </w:rPr>
       </w:pPr>
       <w:r>
@@ -169,7 +192,22 @@
         <w:rPr>
           <w:rFonts w:cs="Arial"/>
         </w:rPr>
-        <w:t xml:space="preserve"> Artigo Científico. Metodologia. </w:t>
+        <w:t xml:space="preserve"> Artigo Científico. </w:t>
+      </w:r>
+      <w:r>
+        <w:rPr>
+          <w:rFonts w:cs="Arial"/>
+          <w:color w:themeColor="text1" w:val="000000"/>
+          <w:sz w:val="24"/>
+          <w:szCs w:val="24"/>
+        </w:rPr>
+        <w:t>Metodologia</w:t>
+      </w:r>
+      <w:r>
+        <w:rPr>
+          <w:rFonts w:cs="Arial"/>
+        </w:rPr>
+        <w:t xml:space="preserve">. </w:t>
       </w:r>
       <w:r>
         <w:rPr>

--- a/The Great Pyramid (Pyramid of Khufu)—perhaps the first structure with a complete lightning protection system..docx
+++ b/The Great Pyramid (Pyramid of Khufu)—perhaps the first structure with a complete lightning protection system..docx
@@ -29,13 +29,7 @@
         <w:rPr>
           <w:b/>
         </w:rPr>
-        <w:t>Pirâmide de Quéops</w:t>
-      </w:r>
-      <w:r>
-        <w:rPr>
-          <w:b/>
-        </w:rPr>
-        <w:t>), talvez a primeira edificação com Sistema de Proteção Contra Descargas Atmosféricas Completo</w:t>
+        <w:t xml:space="preserve">Pirâmide de Quéops), talvez a primeira edificação com Sistema Completo de Proteção Contra Descargas Atmosféricas </w:t>
       </w:r>
     </w:p>
     <w:p>
@@ -48,7 +42,7 @@
         <w:rPr>
           <w:rFonts w:cs="Arial"/>
           <w:i/>
-          <w:color w:themeColor="text1" w:val="000000"/>
+          <w:color w:themeColor="dark1" w:val="000000"/>
           <w:sz w:val="28"/>
           <w:szCs w:val="28"/>
           <w:lang w:val="pt-BR"/>
@@ -58,7 +52,7 @@
         <w:rPr>
           <w:rFonts w:cs="Arial"/>
           <w:i/>
-          <w:color w:themeColor="text1" w:val="000000"/>
+          <w:color w:themeColor="dark1" w:val="000000"/>
           <w:sz w:val="28"/>
           <w:szCs w:val="28"/>
           <w:lang w:val="pt-BR"/>
@@ -75,7 +69,7 @@
         <w:rPr>
           <w:rFonts w:cs="Arial"/>
           <w:i/>
-          <w:color w:themeColor="text1" w:val="000000"/>
+          <w:color w:themeColor="dark1" w:val="000000"/>
           <w:sz w:val="28"/>
           <w:szCs w:val="28"/>
           <w:lang w:val="pt-BR"/>
@@ -85,12 +79,12 @@
         <w:rPr>
           <w:rFonts w:cs="Arial"/>
           <w:i/>
-          <w:color w:themeColor="text1" w:val="000000"/>
+          <w:color w:themeColor="dark1" w:val="000000"/>
           <w:sz w:val="28"/>
           <w:szCs w:val="28"/>
           <w:lang w:val="en-US"/>
         </w:rPr>
-        <w:t>The Great Pyramid (Pyramid of Khufu)—perhaps the first structure with a complete lightning protection system.</w:t>
+        <w:t>The Great Pyramid (Pyramid of Khufu), perhaps the first structure with a complete lightning protection system.</w:t>
       </w:r>
     </w:p>
     <w:p>
@@ -102,6 +96,33 @@
         </w:tabs>
         <w:rPr>
           <w:rFonts w:cs="Arial"/>
+          <w:i/>
+          <w:color w:themeColor="dark1" w:val="000000"/>
+          <w:sz w:val="28"/>
+          <w:szCs w:val="28"/>
+          <w:lang w:val="pt-BR"/>
+        </w:rPr>
+      </w:pPr>
+      <w:r>
+        <w:rPr>
+          <w:rFonts w:cs="Arial"/>
+          <w:i/>
+          <w:color w:themeColor="dark1" w:val="000000"/>
+          <w:sz w:val="28"/>
+          <w:szCs w:val="28"/>
+          <w:lang w:val="en-US"/>
+        </w:rPr>
+      </w:r>
+    </w:p>
+    <w:p>
+      <w:pPr>
+        <w:pStyle w:val="CEAVITITULODOARTIGO"/>
+        <w:tabs>
+          <w:tab w:val="clear" w:pos="708"/>
+          <w:tab w:val="left" w:pos="993" w:leader="none"/>
+        </w:tabs>
+        <w:rPr>
+          <w:rFonts w:cs="Arial"/>
           <w:b w:val="false"/>
           <w:sz w:val="24"/>
           <w:szCs w:val="28"/>
@@ -134,37 +155,142 @@
     <w:p>
       <w:pPr>
         <w:pStyle w:val="referncias"/>
-        <w:shd w:val="clear" w:color="auto" w:fill="FFFFFF"/>
-        <w:spacing w:lineRule="auto" w:line="360" w:beforeAutospacing="0" w:before="240" w:afterAutospacing="0" w:after="240"/>
+        <w:shd w:fill="FFFFFF" w:val="clear"/>
+        <w:spacing w:lineRule="auto" w:line="360" w:before="240" w:after="240"/>
         <w:jc w:val="both"/>
         <w:rPr>
           <w:rFonts w:cs="Arial"/>
-          <w:color w:themeColor="text1" w:val="000000"/>
-        </w:rPr>
-      </w:pPr>
-      <w:r>
-        <w:rPr>
-          <w:rFonts w:cs="Arial"/>
-          <w:color w:themeColor="text1" w:val="000000"/>
-        </w:rPr>
-        <w:t>A grande pirâmide ou pirâmide de Quéops é uma estrutura construída a cerca de 4500 anos de idade, uma das 7 maravilhas do mundo antigo e por muito tempo, foi uma das estruturas mais altas construídas pela humanidade. Ela apresenta em seu projeto, melhorias e aprendizados das pirâmides anteriores, como a pirâmide vermelha e a pirâmide inclinada.</w:t>
+          <w:color w:themeColor="dark1" w:val="000000"/>
+        </w:rPr>
+      </w:pPr>
+      <w:r>
+        <w:rPr>
+          <w:rFonts w:cs="Arial"/>
+          <w:color w:themeColor="dark1" w:val="000000"/>
+        </w:rPr>
+        <w:t xml:space="preserve">A grande pirâmide de Gizé ou pirâmide de Quéops é uma estrutura construída a cerca de 4500 anos de idade, uma das 7 maravilhas do mundo antigo e </w:t>
+      </w:r>
+      <w:r>
+        <w:rPr>
+          <w:rFonts w:cs="Arial"/>
+          <w:color w:themeColor="dark1" w:val="000000"/>
+        </w:rPr>
+        <w:t xml:space="preserve">com seus </w:t>
+      </w:r>
+      <w:r>
+        <w:rPr>
+          <w:rFonts w:cs="Arial"/>
+          <w:color w:themeColor="dark1" w:val="000000"/>
+        </w:rPr>
+        <w:t xml:space="preserve">146 </w:t>
+      </w:r>
+      <w:r>
+        <w:rPr>
+          <w:rFonts w:cs="Arial"/>
+          <w:color w:themeColor="dark1" w:val="000000"/>
+        </w:rPr>
+        <w:t xml:space="preserve">metros, </w:t>
+      </w:r>
+      <w:r>
+        <w:rPr>
+          <w:rFonts w:cs="Arial"/>
+          <w:color w:themeColor="dark1" w:val="000000"/>
+        </w:rPr>
+        <w:t xml:space="preserve">foi </w:t>
+      </w:r>
+      <w:r>
+        <w:rPr>
+          <w:rFonts w:cs="Arial"/>
+          <w:color w:themeColor="dark1" w:val="000000"/>
+        </w:rPr>
+        <w:t xml:space="preserve">de 2560AC </w:t>
+      </w:r>
+      <w:r>
+        <w:rPr>
+          <w:rFonts w:cs="Arial"/>
+          <w:color w:themeColor="dark1" w:val="000000"/>
+        </w:rPr>
+        <w:t>até 1311DC</w:t>
+      </w:r>
+      <w:r>
+        <w:rPr>
+          <w:rFonts w:cs="Arial"/>
+          <w:color w:themeColor="dark1" w:val="000000"/>
+        </w:rPr>
+        <w:t>,</w:t>
+      </w:r>
+      <w:r>
+        <w:rPr>
+          <w:rFonts w:cs="Arial"/>
+          <w:color w:themeColor="dark1" w:val="000000"/>
+        </w:rPr>
+        <w:t xml:space="preserve"> </w:t>
+      </w:r>
+      <w:r>
+        <w:rPr>
+          <w:rFonts w:cs="Arial"/>
+          <w:color w:themeColor="dark1" w:val="000000"/>
+        </w:rPr>
+        <w:t xml:space="preserve">a </w:t>
+      </w:r>
+      <w:r>
+        <w:rPr>
+          <w:rFonts w:cs="Arial"/>
+          <w:color w:themeColor="dark1" w:val="000000"/>
+        </w:rPr>
+        <w:t xml:space="preserve">estrutura mais alta construída pela humanidade. Ela apresenta em seu projeto, </w:t>
+      </w:r>
+      <w:r>
+        <w:rPr>
+          <w:rFonts w:cs="Arial"/>
+          <w:color w:themeColor="dark1" w:val="000000"/>
+        </w:rPr>
+        <w:t xml:space="preserve">4 séculos de </w:t>
+      </w:r>
+      <w:r>
+        <w:rPr>
+          <w:rFonts w:cs="Arial"/>
+          <w:color w:themeColor="dark1" w:val="000000"/>
+        </w:rPr>
+        <w:t xml:space="preserve">melhorias e aprendizados das pirâmides anteriores, como a pirâmide vermelha,  a pirâmide inclinada e a a pirâmide de degraus. Após milhares de anos de degradação, pilhagem, vandalismo e exploração destrutiva, quais elementos encontrei que são indicios de que existia nessa edificação um completo sistema de proteção contra descargas </w:t>
+      </w:r>
+      <w:r>
+        <w:rPr>
+          <w:rFonts w:cs="Arial"/>
+          <w:color w:themeColor="dark1" w:val="000000"/>
+        </w:rPr>
+        <w:t>atmosféricas</w:t>
+      </w:r>
+      <w:r>
+        <w:rPr>
+          <w:rFonts w:cs="Arial"/>
+          <w:color w:themeColor="dark1" w:val="000000"/>
+        </w:rPr>
+        <w:t xml:space="preserve">? </w:t>
+      </w:r>
+      <w:r>
+        <w:rPr>
+          <w:rFonts w:cs="Arial"/>
+          <w:color w:themeColor="dark1" w:val="000000"/>
+        </w:rPr>
+        <w:t>Para isso analisarei o projeto, relatos da apârencia das pirâmides, contexto em que elas foram construídas, dados do clima na região na época etc</w:t>
       </w:r>
     </w:p>
     <w:p>
       <w:pPr>
         <w:pStyle w:val="referncias"/>
-        <w:shd w:val="clear" w:color="auto" w:fill="FFFFFF"/>
-        <w:spacing w:lineRule="auto" w:line="360" w:beforeAutospacing="0" w:before="240" w:afterAutospacing="0" w:after="240"/>
+        <w:shd w:fill="FFFFFF" w:val="clear"/>
+        <w:spacing w:lineRule="auto" w:line="360" w:before="240" w:after="240"/>
         <w:jc w:val="both"/>
         <w:rPr>
           <w:rFonts w:cs="Arial"/>
-          <w:color w:themeColor="text1" w:val="000000"/>
-        </w:rPr>
-      </w:pPr>
-      <w:r>
-        <w:rPr>
-          <w:rFonts w:cs="Arial"/>
-          <w:color w:themeColor="text1" w:val="000000"/>
+          <w:color w:themeColor="dark1" w:val="000000"/>
+        </w:rPr>
+      </w:pPr>
+      <w:r>
+        <w:rPr>
+          <w:rFonts w:cs="Arial"/>
+          <w:color w:themeColor="dark1" w:val="000000"/>
         </w:rPr>
       </w:r>
     </w:p>
@@ -172,13 +298,13 @@
       <w:pPr>
         <w:pStyle w:val="referncias"/>
         <w:widowControl/>
-        <w:shd w:val="clear" w:color="auto" w:fill="FFFFFF"/>
+        <w:shd w:fill="FFFFFF" w:val="clear"/>
         <w:bidi w:val="0"/>
-        <w:spacing w:lineRule="auto" w:line="360" w:beforeAutospacing="0" w:before="240" w:afterAutospacing="0" w:after="240"/>
+        <w:spacing w:lineRule="auto" w:line="360" w:before="240" w:after="240"/>
         <w:jc w:val="both"/>
         <w:rPr>
           <w:rFonts w:cs="Arial"/>
-          <w:color w:themeColor="text1" w:val="000000"/>
+          <w:color w:themeColor="dark1" w:val="000000"/>
         </w:rPr>
       </w:pPr>
       <w:r>
@@ -197,7 +323,7 @@
       <w:r>
         <w:rPr>
           <w:rFonts w:cs="Arial"/>
-          <w:color w:themeColor="text1" w:val="000000"/>
+          <w:color w:themeColor="dark1" w:val="000000"/>
           <w:sz w:val="24"/>
           <w:szCs w:val="24"/>
         </w:rPr>
@@ -301,21 +427,22 @@
     </w:p>
     <w:p>
       <w:pPr>
-        <w:pStyle w:val="CEAVIPALAVRAS-CHAVE"/>
-        <w:rPr>
-          <w:rFonts w:cs="Arial"/>
-          <w:b/>
-          <w:i/>
-          <w:lang w:val="pt-BR"/>
-        </w:rPr>
-      </w:pPr>
-      <w:r>
-        <w:rPr>
-          <w:rFonts w:cs="Arial"/>
-          <w:b/>
-          <w:i/>
-          <w:lang w:val="pt-BR"/>
-        </w:rPr>
+        <w:pStyle w:val="referncias"/>
+        <w:shd w:fill="FFFFFF" w:val="clear"/>
+        <w:spacing w:lineRule="auto" w:line="360" w:before="240" w:after="240"/>
+        <w:jc w:val="both"/>
+        <w:rPr>
+          <w:rFonts w:cs="Arial"/>
+          <w:color w:themeColor="dark1" w:val="000000"/>
+        </w:rPr>
+      </w:pPr>
+      <w:r>
+        <w:rPr>
+          <w:rFonts w:cs="Arial"/>
+          <w:color w:themeColor="dark1" w:val="000000"/>
+          <w:lang w:val="en-US"/>
+        </w:rPr>
+        <w:t>The Great Pyramid of Giza—or the Pyramid of Khufu—is a structure built approximately 4,500 years ago and one of the Seven Wonders of the Ancient World; standing 146 meters tall, it remained the tallest structure built by humanity from 2560 BC until 1311 AD. Its design incorporates four centuries of improvements and lessons learned from earlier pyramids, such as the Red Pyramid, the Bent Pyramid, and the Step Pyramid. After millennia of degradation, looting, vandalism, and destructive exploration, what evidence suggests that this edifice once featured a comprehensive lightning protection system? To answer this, I will analyze the design, historical accounts of the pyramids' appearance, the context of their construction, regional climate data from that era, and more.</w:t>
       </w:r>
     </w:p>
     <w:p>
@@ -650,7 +777,7 @@
       </w:pPr>
       <w:r>
         <w:rPr/>
-        <w:t xml:space="preserve">Este documento está escrito de acordo com o modelo indicado para o artigo, assim, serve de referência, ao mesmo tempo em que comenta os diversos aspectos da formatação. Observe as instruções e formate seu artigo de acordo com este padrão. </w:t>
+        <w:t xml:space="preserve">Das sete maravilhas do mundo antigo, duas ficavam no Egito, a grande piramide de Gizé e o farol de Alexandria, ambas conhecidas pela sua altura e grandiosidade. Além dessas estruturas, o Egito antigo é conhecido por muitos templos altos e Obeliscos. </w:t>
       </w:r>
     </w:p>
     <w:p>
@@ -659,14 +786,12 @@
         <w:rPr/>
       </w:pPr>
       <w:r>
-        <w:rPr>
-          <w:shd w:fill="FFFFFF" w:val="clear"/>
-        </w:rPr>
-        <w:t xml:space="preserve">Cada artigo deverá ser encabeçado por um título em português e em inglês ou espanhol. </w:t>
-      </w:r>
-      <w:r>
-        <w:rPr/>
-        <w:t>Título: fonte Arial, tamanho 14, deverá ser claro e conciso, escrito apenas a inicial maiúscula, negrito, centralizado, na parte superior da página.</w:t>
+        <w:rPr/>
+        <w:t xml:space="preserve">A pirâmide fica localizada a 20km da cidade do Cairo, cidade que tem hoje, um índice pluviométrico anual de 18mm, porém o clima na epóca da construção, em 2580 AC era bem </w:t>
+      </w:r>
+      <w:r>
+        <w:rPr/>
+        <w:t xml:space="preserve">diferente com rio Nilo mais volumoso, paisagem mais úmida e pelo menos 10 enchentes em um período de 40 a 45 anos e também períodos de seca. </w:t>
       </w:r>
     </w:p>
     <w:p>
@@ -676,7 +801,7 @@
       </w:pPr>
       <w:r>
         <w:rPr/>
-        <w:t xml:space="preserve">As margens devem ser: superior 3 cm, inferior 2 cm, lateral esquerda 3 cm, e lateral direita 2 cm. O tamanho de página deve ser A4. O corpo do texto deve ser escrito em Arial, tamanho 12, justificado na direita e esquerda, com espaçamento entre linhas 1,5. </w:t>
+        <w:t>Para os egípcios, a função da pirâmide era de túmulo mas também uma máquina de ressurreição e transformação divina, servia pra proteger o corpo mumificado do faraó e os seus pertences de saqueadores além de abrigar sua força vital(Ka) e sua alma (Ba) e servir de escada para o céu.</w:t>
       </w:r>
     </w:p>
     <w:p>
@@ -686,26 +811,23 @@
       </w:pPr>
       <w:r>
         <w:rPr/>
-        <w:t>Os artigos possuem um limite de cinco autores</w:t>
-      </w:r>
-      <w:r>
-        <w:rPr>
-          <w:rStyle w:val="Strong"/>
-          <w:shd w:fill="F9F9F9" w:val="clear"/>
-        </w:rPr>
-        <w:t xml:space="preserve">. </w:t>
-      </w:r>
-      <w:r>
-        <w:rPr>
-          <w:rStyle w:val="Strong"/>
-          <w:b w:val="false"/>
-          <w:shd w:fill="F9F9F9" w:val="clear"/>
-        </w:rPr>
-        <w:t>Os n</w:t>
-      </w:r>
-      <w:r>
-        <w:rPr/>
-        <w:t xml:space="preserve">omes dos autores devem ser centralizados, com letra Arial tamanho 12, sendo a primeira letra de cada nome em maiúscula e o restante em minúsculo. Os autores devem ser separados por virgula. Logo abaixo, devem constar as instituições afiliadas de cada autor, relacionada por asterisco sobrescrito. Em seguida, devem constar os e-mails (Arial, tamanho 10) dos autores na mesma ordem. </w:t>
+        <w:t xml:space="preserve">Com todos esses papéis, é necessário que essa máquina de ressurreição </w:t>
+      </w:r>
+      <w:r>
+        <w:rPr/>
+        <w:t>não se degrade com os séculos</w:t>
+      </w:r>
+      <w:r>
+        <w:rPr/>
+        <w:t xml:space="preserve"> </w:t>
+      </w:r>
+      <w:r>
+        <w:rPr/>
+        <w:t xml:space="preserve">e </w:t>
+      </w:r>
+      <w:r>
+        <w:rPr/>
+        <w:t>para isso, supõe-se que se deseje proteger a estrutura dos danos provenientes dos raios.</w:t>
       </w:r>
     </w:p>
     <w:p>
@@ -715,7 +837,16 @@
       </w:pPr>
       <w:r>
         <w:rPr/>
-        <w:t>Títulos das seções e subseções devem ser posicionados à esquerda, em negrito, numeradas com algarismos arábicos (1, 2, 3, etc.). As seções Introdução, Conclusão e Referências não são numeradas. Deve-se utilizar texto com fonte Arial, tamanho 12, em negrito. Não coloque ponto final nos títulos.</w:t>
+      </w:r>
+    </w:p>
+    <w:p>
+      <w:pPr>
+        <w:pStyle w:val="Texto"/>
+        <w:rPr/>
+      </w:pPr>
+      <w:r>
+        <w:rPr/>
+        <w:t xml:space="preserve">  </w:t>
       </w:r>
     </w:p>
     <w:p>
@@ -741,8 +872,10 @@
         </w:rPr>
       </w:pPr>
       <w:r>
-        <w:rPr/>
-        <w:t>Um artigo deve conter partes pré-textuais (título, autoria, resumo, palavras-chaves), partes textuais (introdução, revisão teórica, desenvolvimento e resultados e discussão apresentando a conclusão do estudo) e as partes pós-textuais, que neste formato restringe-se às referências bibliográficas (de obras citadas durante o texto). Este modelo apresenta cada uma dessas partes.</w:t>
+        <w:rPr>
+          <w:b/>
+        </w:rPr>
+        <w:t>1.1 Clima na região na época da construção</w:t>
       </w:r>
     </w:p>
     <w:p>
@@ -752,17 +885,135 @@
       </w:pPr>
       <w:r>
         <w:rPr/>
-        <w:t>Na introdução, deve-se apresentar o tema do artigo, os objetivos, a justificativa e a problemática em que se insere. Também se deve apresentar como a pesquisa foi realizada (a metodologia) para discussão do tema-problema. No final da introdução deve-se enumerar o que será apresentado em cada uma das seções do artigo.</w:t>
+        <w:t>Na época d</w:t>
+      </w:r>
+      <w:r>
+        <w:rPr/>
+        <w:t xml:space="preserve">a construção da Grande Pirâmide (por volta de 2.550 a.C.), </w:t>
+      </w:r>
+      <w:r>
+        <w:rPr/>
+        <w:t xml:space="preserve">o clima no Egito </w:t>
+      </w:r>
+      <w:r>
+        <w:rPr/>
+        <w:t xml:space="preserve"> era diferente do deserto árido </w:t>
+      </w:r>
+      <w:r>
+        <w:rPr/>
+        <w:t>de</w:t>
+      </w:r>
+      <w:r>
+        <w:rPr/>
+        <w:t xml:space="preserve"> hoje. Embora a região já estivesse </w:t>
+      </w:r>
+      <w:r>
+        <w:rPr/>
+        <w:t xml:space="preserve">em </w:t>
+      </w:r>
+      <w:r>
+        <w:rPr/>
+        <w:t xml:space="preserve">tendência de aridificação, </w:t>
+      </w:r>
+      <w:r>
+        <w:rPr/>
+        <w:t>o clima</w:t>
+      </w:r>
+      <w:r>
+        <w:rPr/>
+        <w:t xml:space="preserve"> </w:t>
+      </w:r>
+      <w:r>
+        <w:rPr/>
+        <w:t xml:space="preserve">era </w:t>
+      </w:r>
+      <w:r>
+        <w:rPr/>
+        <w:t>mais úmi</w:t>
+      </w:r>
+      <w:r>
+        <w:rPr/>
+        <w:t xml:space="preserve">do, </w:t>
+      </w:r>
+      <w:r>
+        <w:rPr/>
+        <w:t xml:space="preserve"> </w:t>
+      </w:r>
+      <w:r>
+        <w:rPr/>
+        <w:t xml:space="preserve">visto </w:t>
+      </w:r>
+      <w:r>
+        <w:rPr/>
+        <w:t>que um braço extinto do Nilo, chamado Braço de Khufu, es</w:t>
+      </w:r>
+      <w:r>
+        <w:rPr/>
+        <w:t>tava</w:t>
+      </w:r>
+      <w:r>
+        <w:rPr/>
+        <w:t xml:space="preserve"> ativo e com um nível de água elevado. A </w:t>
+      </w:r>
+      <w:r>
+        <w:rPr/>
+        <w:t xml:space="preserve">descoberta da </w:t>
+      </w:r>
+      <w:r>
+        <w:rPr/>
+        <w:t xml:space="preserve">presença de pólen de plantas como papiro e ciperáceas nos sedimentos </w:t>
+      </w:r>
+      <w:r>
+        <w:rPr/>
+        <w:t xml:space="preserve">da época </w:t>
+      </w:r>
+      <w:r>
+        <w:rPr/>
+        <w:t>mostra que a planície de Gizé tinha pântanos e corpos d'água permanentes .</w:t>
       </w:r>
     </w:p>
     <w:p>
       <w:pPr>
         <w:pStyle w:val="Texto"/>
-        <w:rPr/>
-      </w:pPr>
-      <w:r>
-        <w:rPr/>
-        <w:t>Na revisão teórica devem ser apresentados os fundamentos em que os autores se basearam para realizar o trabalho. Também devem ser enumerados alguns trabalhos correlatos e relacionados com o trabalho presente.</w:t>
+        <w:ind w:hanging="0" w:start="0"/>
+        <w:rPr/>
+      </w:pPr>
+      <w:r>
+        <w:rPr/>
+        <w:tab/>
+        <w:t xml:space="preserve">O clima </w:t>
+      </w:r>
+      <w:r>
+        <w:rPr/>
+        <w:t xml:space="preserve">do Egito </w:t>
+      </w:r>
+      <w:r>
+        <w:rPr/>
+        <w:t xml:space="preserve">estava </w:t>
+      </w:r>
+      <w:r>
+        <w:rPr/>
+        <w:t>em</w:t>
+      </w:r>
+      <w:r>
+        <w:rPr/>
+        <w:t xml:space="preserve"> transição </w:t>
+      </w:r>
+      <w:r>
+        <w:rPr/>
+        <w:t xml:space="preserve">do úmido </w:t>
+      </w:r>
+      <w:r>
+        <w:rPr/>
+        <w:t>para  mais seco, mas os níveis do Nilo ainda eram altos e ó</w:t>
+      </w:r>
+      <w:r>
+        <w:rPr/>
+        <w:t>timos</w:t>
+      </w:r>
+      <w:r>
+        <w:rPr/>
+        <w:t xml:space="preserve"> para a agricultura e a civilização do Império Antigo.</w:t>
       </w:r>
     </w:p>
     <w:p>
@@ -772,17 +1023,32 @@
       </w:pPr>
       <w:r>
         <w:rPr/>
-        <w:t>No desenvolvimento discorre-se sobre a questão envolvida no tema, recorrendo às referências teóricas levantadas durante a pesquisa. Parte principal do artigo, que contém a exposição ordenada e pormenorizada do assunto tratado. Divide-se em seções e subseções, conforme a NBR 6024, que variam em função da abordagem do tema e do método.</w:t>
       </w:r>
     </w:p>
     <w:p>
       <w:pPr>
         <w:pStyle w:val="Texto"/>
-        <w:rPr/>
-      </w:pPr>
-      <w:r>
-        <w:rPr/>
-        <w:t>As considerações finais tratam do fechamento do tema, ainda que reconhecendo os limites do próprio artigo para apontar soluções, podendo-se pontuar a necessidade de novas investigações.</w:t>
+        <w:rPr>
+          <w:b/>
+        </w:rPr>
+      </w:pPr>
+      <w:r>
+        <w:rPr>
+          <w:b/>
+        </w:rPr>
+        <w:t>1.2 P</w:t>
+      </w:r>
+      <w:r>
+        <w:rPr>
+          <w:rStyle w:val="Strong"/>
+        </w:rPr>
+        <w:t>iramidion</w:t>
+      </w:r>
+      <w:r>
+        <w:rPr>
+          <w:rStyle w:val="Strong"/>
+        </w:rPr>
+        <w:t>(ponta da pirâmide em ouro)</w:t>
       </w:r>
     </w:p>
     <w:p>
@@ -792,7 +1058,175 @@
       </w:pPr>
       <w:r>
         <w:rPr/>
-        <w:t>Quanto à formatação do corpo do texto, deve-se iniciar o texto imediatamente abaixo do título das seções.</w:t>
+        <w:t xml:space="preserve">A pequena pirâmide no topo de uma pirâmide ou Obelisco egípcio é chamada de piramidion. </w:t>
+      </w:r>
+      <w:r>
+        <w:rPr/>
+        <w:t xml:space="preserve">Muitas vezes o </w:t>
+      </w:r>
+      <w:r>
+        <w:rPr/>
+        <w:t xml:space="preserve">Piramidion </w:t>
+      </w:r>
+      <w:r>
+        <w:rPr/>
+        <w:t xml:space="preserve">era </w:t>
+      </w:r>
+      <w:r>
+        <w:rPr/>
+        <w:t xml:space="preserve">coberto com uma fina camada de ouro, electrum (uma liga de ouro e prata) ou bronze. </w:t>
+      </w:r>
+      <w:r>
+        <w:rPr/>
+        <w:t xml:space="preserve">Os relatos da estrutura da grande pirâmide finalizada são bem tardios, Herodoto </w:t>
+      </w:r>
+      <w:r>
+        <w:rPr/>
+        <w:t xml:space="preserve">historiador grego do século V a.C </w:t>
+      </w:r>
+      <w:r>
+        <w:rPr/>
+        <w:t>relata a grande piramide cerca de 2000 anos após elas serem construídas, o</w:t>
+      </w:r>
+      <w:r>
+        <w:rPr/>
+        <w:t xml:space="preserve"> que se </w:t>
+      </w:r>
+      <w:r>
+        <w:rPr/>
+        <w:t>conhece</w:t>
+      </w:r>
+      <w:r>
+        <w:rPr/>
+        <w:t xml:space="preserve"> sobre o acabamento original, como o revestimento de calcário polido que refletia a luz do sol, vem principalmente de estudos arqueológicos e da compreensão do simbolismo religioso egípcio.</w:t>
+      </w:r>
+    </w:p>
+    <w:p>
+      <w:pPr>
+        <w:pStyle w:val="Texto"/>
+        <w:rPr/>
+      </w:pPr>
+      <w:r>
+        <w:rPr/>
+        <w:t>A</w:t>
+      </w:r>
+      <w:r>
+        <w:rPr/>
+        <w:t xml:space="preserve"> técnica </w:t>
+      </w:r>
+      <w:r>
+        <w:rPr/>
+        <w:t xml:space="preserve">de colocar Piramidion </w:t>
+      </w:r>
+      <w:r>
+        <w:rPr/>
+        <w:t xml:space="preserve">era comum em obeliscos e, por </w:t>
+      </w:r>
+      <w:r>
+        <w:rPr/>
+        <w:t>consequência</w:t>
+      </w:r>
+      <w:r>
+        <w:rPr/>
+        <w:t>, acredita-se que também era aplicada n</w:t>
+      </w:r>
+      <w:r>
+        <w:rPr/>
+        <w:t>a</w:t>
+      </w:r>
+      <w:r>
+        <w:rPr/>
+        <w:t>s pirâmides, especialmente no Império Antigo.</w:t>
+      </w:r>
+    </w:p>
+    <w:p>
+      <w:pPr>
+        <w:pStyle w:val="Texto"/>
+        <w:rPr/>
+      </w:pPr>
+      <w:r>
+        <w:rPr/>
+        <w:t>Caso a pirâmide tenha um Piramidion metálico, ele seria um para-raio antigo, cuja função, além de decorativa e religiosa,  seria de espalhar para uma área maior o fluxo elétrico do raio ou conduzir para o terra, caso esse esteja ligado a um condutor elétrico.</w:t>
+      </w:r>
+    </w:p>
+    <w:p>
+      <w:pPr>
+        <w:pStyle w:val="Texto"/>
+        <w:rPr/>
+      </w:pPr>
+      <w:r>
+        <w:rPr/>
+        <w:t>Popularmente se acredita que o acabamento do Piramidion da grande pirâmide era de ouro. O ouro normalmente se aplica por cima de outro metal através do processo de banho e é possível encontrar peças banhadas a ouro na tumba de  Tutancâmon. O ouro é o melhor material para se construir um captador</w:t>
+      </w:r>
+      <w:r>
+        <w:rPr/>
+        <w:t>(</w:t>
+      </w:r>
+      <w:r>
+        <w:rPr/>
+        <w:t>para-raio</w:t>
+      </w:r>
+      <w:r>
+        <w:rPr/>
+        <w:t>) que necessita durar séculos,</w:t>
+      </w:r>
+      <w:r>
+        <w:rPr/>
+        <w:t xml:space="preserve"> já quer resiste à oxidação, não se degradando e também é bom condutor de eletricidade </w:t>
+      </w:r>
+      <w:r>
+        <w:rPr/>
+        <w:t>além de proteger o metal que ele envolve da oxidação.</w:t>
+      </w:r>
+    </w:p>
+    <w:p>
+      <w:pPr>
+        <w:pStyle w:val="Texto"/>
+        <w:rPr/>
+      </w:pPr>
+      <w:r>
+        <w:rPr/>
+      </w:r>
+    </w:p>
+    <w:p>
+      <w:pPr>
+        <w:pStyle w:val="Texto"/>
+        <w:rPr>
+          <w:b/>
+        </w:rPr>
+      </w:pPr>
+      <w:r>
+        <w:rPr>
+          <w:b/>
+        </w:rPr>
+        <w:t>1.</w:t>
+      </w:r>
+      <w:r>
+        <w:rPr>
+          <w:b/>
+        </w:rPr>
+        <w:t>3</w:t>
+      </w:r>
+      <w:r>
+        <w:rPr>
+          <w:b/>
+        </w:rPr>
+        <w:t xml:space="preserve"> </w:t>
+      </w:r>
+      <w:r>
+        <w:rPr>
+          <w:b/>
+        </w:rPr>
+        <w:t>Dutos da Câmara da Rei</w:t>
+      </w:r>
+    </w:p>
+    <w:p>
+      <w:pPr>
+        <w:pStyle w:val="Texto"/>
+        <w:rPr/>
+      </w:pPr>
+      <w:r>
+        <w:rPr/>
       </w:r>
     </w:p>
     <w:p>
@@ -817,17 +1251,6 @@
       </w:pPr>
       <w:r>
         <w:rPr/>
-        <w:t xml:space="preserve">Figuras e tabelas devem possuir títulos (cabeçalhos) descrevendo o nome do elemento e também legenda indicando a fonte. Caso o conteúdo tenha sido criado pelo(s) autor(es), deve-se indicar como fonte “produção do(s) próprio(s) autor(es)”. Para melhor visualização dos objetos, deve-se ser previsto um espaço simples entre texto-objeto e entre legenda-texto. </w:t>
-      </w:r>
-    </w:p>
-    <w:p>
-      <w:pPr>
-        <w:pStyle w:val="Texto"/>
-        <w:rPr/>
-      </w:pPr>
-      <w:r>
-        <w:rPr/>
-        <w:t xml:space="preserve">A identificação deve ser (centralizada, fonte Arial, tamanho 10, negrito) feita na parte superior, com a palavra designativa (Figura, Quadro, Tabela, etc.) em letras minúsculas, seguida de seu número de ordem de ocorrência no texto em algarismos arábicos seguido de dois pontos e do respectivo título. Após o elemento gráfico, indicar, de forma breve e clara, a legenda, a fonte bibliográfica, notas ou outras informações que sejam necessárias para uma melhor compreensão (centralizada, fonte Arial, tamanho 10). </w:t>
       </w:r>
     </w:p>
     <w:p>
@@ -937,7 +1360,6 @@
       </w:pPr>
       <w:r>
         <w:rPr/>
-        <w:t>Nas tabelas devem ser usadas, preferencialmente, a fonte Arial, tamanho 10. A Tabela 1 apresenta o formato indicado para as tabelas. É importante lembrar que as tabelas devem estar separadas do corpo do texto por uma linha em branco (12 pontos), conforme exemplificado a seguir. Cabeçalho e legenda igual a formatação da figura.</w:t>
       </w:r>
     </w:p>
     <w:p>
@@ -989,7 +1411,6 @@
     </w:p>
     <w:tbl>
       <w:tblPr>
-        <w:tblStyle w:val="Estilo1"/>
         <w:tblW w:w="4789" w:type="dxa"/>
         <w:jc w:val="center"/>
         <w:tblInd w:w="0" w:type="dxa"/>
@@ -1000,18 +1421,17 @@
           <w:bottom w:w="0" w:type="dxa"/>
           <w:end w:w="108" w:type="dxa"/>
         </w:tblCellMar>
-        <w:tblLook w:noHBand="0" w:noVBand="1" w:firstColumn="1" w:lastRow="0" w:lastColumn="0" w:firstRow="1" w:val="04a0"/>
       </w:tblPr>
       <w:tblGrid>
-        <w:gridCol w:w="2433"/>
+        <w:gridCol w:w="2432"/>
         <w:gridCol w:w="850"/>
-        <w:gridCol w:w="1506"/>
+        <w:gridCol w:w="1507"/>
       </w:tblGrid>
       <w:tr>
         <w:trPr/>
         <w:tc>
           <w:tcPr>
-            <w:tcW w:w="2433" w:type="dxa"/>
+            <w:tcW w:w="2432" w:type="dxa"/>
             <w:tcBorders>
               <w:top w:val="single" w:sz="4" w:space="0" w:color="000000"/>
               <w:bottom w:val="single" w:sz="4" w:space="0" w:color="000000"/>
@@ -1022,6 +1442,7 @@
             <w:pPr>
               <w:pStyle w:val="Normal"/>
               <w:widowControl/>
+              <w:suppressAutoHyphens w:val="true"/>
               <w:spacing w:lineRule="auto" w:line="360" w:before="0" w:after="0"/>
               <w:jc w:val="center"/>
               <w:rPr>
@@ -1060,6 +1481,7 @@
             <w:pPr>
               <w:pStyle w:val="Normal"/>
               <w:widowControl/>
+              <w:suppressAutoHyphens w:val="true"/>
               <w:spacing w:lineRule="auto" w:line="360" w:before="0" w:after="0"/>
               <w:jc w:val="center"/>
               <w:rPr>
@@ -1086,7 +1508,7 @@
         </w:tc>
         <w:tc>
           <w:tcPr>
-            <w:tcW w:w="1506" w:type="dxa"/>
+            <w:tcW w:w="1507" w:type="dxa"/>
             <w:tcBorders>
               <w:top w:val="single" w:sz="4" w:space="0" w:color="000000"/>
               <w:start w:val="single" w:sz="4" w:space="0" w:color="000000"/>
@@ -1097,6 +1519,7 @@
             <w:pPr>
               <w:pStyle w:val="Normal"/>
               <w:widowControl/>
+              <w:suppressAutoHyphens w:val="true"/>
               <w:spacing w:lineRule="auto" w:line="360" w:before="0" w:after="0"/>
               <w:jc w:val="center"/>
               <w:rPr>
@@ -1126,7 +1549,7 @@
         <w:trPr/>
         <w:tc>
           <w:tcPr>
-            <w:tcW w:w="2433" w:type="dxa"/>
+            <w:tcW w:w="2432" w:type="dxa"/>
             <w:tcBorders>
               <w:top w:val="single" w:sz="4" w:space="0" w:color="000000"/>
               <w:bottom w:val="single" w:sz="4" w:space="0" w:color="000000"/>
@@ -1137,6 +1560,7 @@
             <w:pPr>
               <w:pStyle w:val="Normal"/>
               <w:widowControl/>
+              <w:suppressAutoHyphens w:val="true"/>
               <w:spacing w:lineRule="auto" w:line="360" w:before="0" w:after="0"/>
               <w:jc w:val="both"/>
               <w:rPr>
@@ -1171,6 +1595,7 @@
             <w:pPr>
               <w:pStyle w:val="Normal"/>
               <w:widowControl/>
+              <w:suppressAutoHyphens w:val="true"/>
               <w:spacing w:lineRule="auto" w:line="360" w:before="0" w:after="0"/>
               <w:jc w:val="center"/>
               <w:rPr>
@@ -1193,7 +1618,7 @@
         </w:tc>
         <w:tc>
           <w:tcPr>
-            <w:tcW w:w="1506" w:type="dxa"/>
+            <w:tcW w:w="1507" w:type="dxa"/>
             <w:tcBorders>
               <w:top w:val="single" w:sz="4" w:space="0" w:color="000000"/>
               <w:start w:val="single" w:sz="4" w:space="0" w:color="000000"/>
@@ -1204,6 +1629,7 @@
             <w:pPr>
               <w:pStyle w:val="Normal"/>
               <w:widowControl/>
+              <w:suppressAutoHyphens w:val="true"/>
               <w:spacing w:lineRule="auto" w:line="360" w:before="0" w:after="0"/>
               <w:jc w:val="center"/>
               <w:rPr>
@@ -1229,7 +1655,7 @@
         <w:trPr/>
         <w:tc>
           <w:tcPr>
-            <w:tcW w:w="2433" w:type="dxa"/>
+            <w:tcW w:w="2432" w:type="dxa"/>
             <w:tcBorders>
               <w:top w:val="single" w:sz="4" w:space="0" w:color="000000"/>
               <w:bottom w:val="single" w:sz="4" w:space="0" w:color="000000"/>
@@ -1240,6 +1666,7 @@
             <w:pPr>
               <w:pStyle w:val="Normal"/>
               <w:widowControl/>
+              <w:suppressAutoHyphens w:val="true"/>
               <w:spacing w:lineRule="auto" w:line="360" w:before="0" w:after="0"/>
               <w:jc w:val="both"/>
               <w:rPr>
@@ -1274,6 +1701,7 @@
             <w:pPr>
               <w:pStyle w:val="Normal"/>
               <w:widowControl/>
+              <w:suppressAutoHyphens w:val="true"/>
               <w:spacing w:lineRule="auto" w:line="360" w:before="0" w:after="0"/>
               <w:jc w:val="center"/>
               <w:rPr>
@@ -1296,7 +1724,7 @@
         </w:tc>
         <w:tc>
           <w:tcPr>
-            <w:tcW w:w="1506" w:type="dxa"/>
+            <w:tcW w:w="1507" w:type="dxa"/>
             <w:tcBorders>
               <w:top w:val="single" w:sz="4" w:space="0" w:color="000000"/>
               <w:start w:val="single" w:sz="4" w:space="0" w:color="000000"/>
@@ -1307,6 +1735,7 @@
             <w:pPr>
               <w:pStyle w:val="Normal"/>
               <w:widowControl/>
+              <w:suppressAutoHyphens w:val="true"/>
               <w:spacing w:lineRule="auto" w:line="360" w:before="0" w:after="0"/>
               <w:jc w:val="center"/>
               <w:rPr>
@@ -1332,7 +1761,7 @@
         <w:trPr/>
         <w:tc>
           <w:tcPr>
-            <w:tcW w:w="2433" w:type="dxa"/>
+            <w:tcW w:w="2432" w:type="dxa"/>
             <w:tcBorders>
               <w:top w:val="single" w:sz="4" w:space="0" w:color="000000"/>
               <w:bottom w:val="single" w:sz="4" w:space="0" w:color="000000"/>
@@ -1343,6 +1772,7 @@
             <w:pPr>
               <w:pStyle w:val="Normal"/>
               <w:widowControl/>
+              <w:suppressAutoHyphens w:val="true"/>
               <w:spacing w:lineRule="auto" w:line="360" w:before="0" w:after="0"/>
               <w:jc w:val="both"/>
               <w:rPr>
@@ -1377,6 +1807,7 @@
             <w:pPr>
               <w:pStyle w:val="Normal"/>
               <w:widowControl/>
+              <w:suppressAutoHyphens w:val="true"/>
               <w:spacing w:lineRule="auto" w:line="360" w:before="0" w:after="0"/>
               <w:jc w:val="center"/>
               <w:rPr>
@@ -1399,7 +1830,7 @@
         </w:tc>
         <w:tc>
           <w:tcPr>
-            <w:tcW w:w="1506" w:type="dxa"/>
+            <w:tcW w:w="1507" w:type="dxa"/>
             <w:tcBorders>
               <w:top w:val="single" w:sz="4" w:space="0" w:color="000000"/>
               <w:start w:val="single" w:sz="4" w:space="0" w:color="000000"/>
@@ -1410,6 +1841,7 @@
             <w:pPr>
               <w:pStyle w:val="Normal"/>
               <w:widowControl/>
+              <w:suppressAutoHyphens w:val="true"/>
               <w:spacing w:lineRule="auto" w:line="360" w:before="0" w:after="0"/>
               <w:jc w:val="center"/>
               <w:rPr>
@@ -1435,7 +1867,7 @@
         <w:trPr/>
         <w:tc>
           <w:tcPr>
-            <w:tcW w:w="2433" w:type="dxa"/>
+            <w:tcW w:w="2432" w:type="dxa"/>
             <w:tcBorders>
               <w:top w:val="single" w:sz="4" w:space="0" w:color="000000"/>
               <w:bottom w:val="single" w:sz="4" w:space="0" w:color="000000"/>
@@ -1446,6 +1878,7 @@
             <w:pPr>
               <w:pStyle w:val="Normal"/>
               <w:widowControl/>
+              <w:suppressAutoHyphens w:val="true"/>
               <w:spacing w:lineRule="auto" w:line="360" w:before="0" w:after="0"/>
               <w:jc w:val="both"/>
               <w:rPr>
@@ -1480,6 +1913,7 @@
             <w:pPr>
               <w:pStyle w:val="Normal"/>
               <w:widowControl/>
+              <w:suppressAutoHyphens w:val="true"/>
               <w:spacing w:lineRule="auto" w:line="360" w:before="0" w:after="0"/>
               <w:jc w:val="center"/>
               <w:rPr>
@@ -1502,7 +1936,7 @@
         </w:tc>
         <w:tc>
           <w:tcPr>
-            <w:tcW w:w="1506" w:type="dxa"/>
+            <w:tcW w:w="1507" w:type="dxa"/>
             <w:tcBorders>
               <w:top w:val="single" w:sz="4" w:space="0" w:color="000000"/>
               <w:start w:val="single" w:sz="4" w:space="0" w:color="000000"/>
@@ -1513,6 +1947,7 @@
             <w:pPr>
               <w:pStyle w:val="Normal"/>
               <w:widowControl/>
+              <w:suppressAutoHyphens w:val="true"/>
               <w:spacing w:lineRule="auto" w:line="360" w:before="0" w:after="0"/>
               <w:jc w:val="center"/>
               <w:rPr>
@@ -1538,7 +1973,7 @@
         <w:trPr/>
         <w:tc>
           <w:tcPr>
-            <w:tcW w:w="2433" w:type="dxa"/>
+            <w:tcW w:w="2432" w:type="dxa"/>
             <w:tcBorders>
               <w:top w:val="single" w:sz="4" w:space="0" w:color="000000"/>
               <w:bottom w:val="single" w:sz="4" w:space="0" w:color="000000"/>
@@ -1549,6 +1984,7 @@
             <w:pPr>
               <w:pStyle w:val="Normal"/>
               <w:widowControl/>
+              <w:suppressAutoHyphens w:val="true"/>
               <w:spacing w:lineRule="auto" w:line="360" w:before="0" w:after="0"/>
               <w:jc w:val="both"/>
               <w:rPr>
@@ -1583,6 +2019,7 @@
             <w:pPr>
               <w:pStyle w:val="Normal"/>
               <w:widowControl/>
+              <w:suppressAutoHyphens w:val="true"/>
               <w:spacing w:lineRule="auto" w:line="360" w:before="0" w:after="0"/>
               <w:jc w:val="center"/>
               <w:rPr>
@@ -1605,7 +2042,7 @@
         </w:tc>
         <w:tc>
           <w:tcPr>
-            <w:tcW w:w="1506" w:type="dxa"/>
+            <w:tcW w:w="1507" w:type="dxa"/>
             <w:tcBorders>
               <w:top w:val="single" w:sz="4" w:space="0" w:color="000000"/>
               <w:start w:val="single" w:sz="4" w:space="0" w:color="000000"/>
@@ -1616,6 +2053,7 @@
             <w:pPr>
               <w:pStyle w:val="Normal"/>
               <w:widowControl/>
+              <w:suppressAutoHyphens w:val="true"/>
               <w:spacing w:lineRule="auto" w:line="360" w:before="0" w:after="0"/>
               <w:jc w:val="center"/>
               <w:rPr>
@@ -1641,7 +2079,7 @@
         <w:trPr/>
         <w:tc>
           <w:tcPr>
-            <w:tcW w:w="2433" w:type="dxa"/>
+            <w:tcW w:w="2432" w:type="dxa"/>
             <w:tcBorders>
               <w:top w:val="single" w:sz="4" w:space="0" w:color="000000"/>
               <w:bottom w:val="single" w:sz="4" w:space="0" w:color="000000"/>
@@ -1652,6 +2090,7 @@
             <w:pPr>
               <w:pStyle w:val="Normal"/>
               <w:widowControl/>
+              <w:suppressAutoHyphens w:val="true"/>
               <w:spacing w:lineRule="auto" w:line="360" w:before="0" w:after="0"/>
               <w:jc w:val="both"/>
               <w:rPr>
@@ -1686,6 +2125,7 @@
             <w:pPr>
               <w:pStyle w:val="Normal"/>
               <w:widowControl/>
+              <w:suppressAutoHyphens w:val="true"/>
               <w:spacing w:lineRule="auto" w:line="360" w:before="0" w:after="0"/>
               <w:jc w:val="center"/>
               <w:rPr>
@@ -1708,7 +2148,7 @@
         </w:tc>
         <w:tc>
           <w:tcPr>
-            <w:tcW w:w="1506" w:type="dxa"/>
+            <w:tcW w:w="1507" w:type="dxa"/>
             <w:tcBorders>
               <w:top w:val="single" w:sz="4" w:space="0" w:color="000000"/>
               <w:start w:val="single" w:sz="4" w:space="0" w:color="000000"/>
@@ -1719,6 +2159,7 @@
             <w:pPr>
               <w:pStyle w:val="Normal"/>
               <w:widowControl/>
+              <w:suppressAutoHyphens w:val="true"/>
               <w:spacing w:lineRule="auto" w:line="360" w:before="0" w:after="0"/>
               <w:jc w:val="center"/>
               <w:rPr>
@@ -1794,7 +2235,6 @@
       </w:pPr>
       <w:r>
         <w:rPr/>
-        <w:t>Os quadros são utilizados para apresentar textos adicionais, como por exemplo, códigos-fontes de programas. O Quadro 1 apresenta um exemplo. A fonte do texto dentro do quadro vai de acordo com a necessidade do artigo. Se for uma imagem capturada, não se deve considerar como um quadro, mas como uma figura.</w:t>
       </w:r>
     </w:p>
     <w:p>
@@ -1831,7 +2271,6 @@
     </w:p>
     <w:tbl>
       <w:tblPr>
-        <w:tblStyle w:val="Tabelacomgrade"/>
         <w:tblW w:w="8721" w:type="dxa"/>
         <w:jc w:val="center"/>
         <w:tblInd w:w="0" w:type="dxa"/>
@@ -1842,13 +2281,12 @@
           <w:bottom w:w="0" w:type="dxa"/>
           <w:end w:w="108" w:type="dxa"/>
         </w:tblCellMar>
-        <w:tblLook w:noHBand="0" w:noVBand="1" w:firstColumn="1" w:lastRow="0" w:lastColumn="0" w:firstRow="1" w:val="04a0"/>
       </w:tblPr>
       <w:tblGrid>
-        <w:gridCol w:w="1987"/>
+        <w:gridCol w:w="1986"/>
         <w:gridCol w:w="2093"/>
         <w:gridCol w:w="2237"/>
-        <w:gridCol w:w="2404"/>
+        <w:gridCol w:w="2405"/>
       </w:tblGrid>
       <w:tr>
         <w:trPr>
@@ -1856,14 +2294,20 @@
         </w:trPr>
         <w:tc>
           <w:tcPr>
-            <w:tcW w:w="1987" w:type="dxa"/>
-            <w:tcBorders/>
+            <w:tcW w:w="1986" w:type="dxa"/>
+            <w:tcBorders>
+              <w:top w:val="single" w:sz="4" w:space="0" w:color="000000"/>
+              <w:start w:val="single" w:sz="4" w:space="0" w:color="000000"/>
+              <w:bottom w:val="single" w:sz="4" w:space="0" w:color="000000"/>
+              <w:end w:val="single" w:sz="4" w:space="0" w:color="000000"/>
+            </w:tcBorders>
           </w:tcPr>
           <w:p>
             <w:pPr>
               <w:pStyle w:val="CEAVIPARAGRAFO"/>
               <w:keepNext w:val="true"/>
               <w:widowControl/>
+              <w:suppressAutoHyphens w:val="true"/>
               <w:spacing w:before="0" w:after="0"/>
               <w:ind w:hanging="0"/>
               <w:jc w:val="center"/>
@@ -1890,13 +2334,19 @@
         <w:tc>
           <w:tcPr>
             <w:tcW w:w="2093" w:type="dxa"/>
-            <w:tcBorders/>
+            <w:tcBorders>
+              <w:top w:val="single" w:sz="4" w:space="0" w:color="000000"/>
+              <w:start w:val="single" w:sz="4" w:space="0" w:color="000000"/>
+              <w:bottom w:val="single" w:sz="4" w:space="0" w:color="000000"/>
+              <w:end w:val="single" w:sz="4" w:space="0" w:color="000000"/>
+            </w:tcBorders>
           </w:tcPr>
           <w:p>
             <w:pPr>
               <w:pStyle w:val="CEAVIPARAGRAFO"/>
               <w:keepNext w:val="true"/>
               <w:widowControl/>
+              <w:suppressAutoHyphens w:val="true"/>
               <w:spacing w:before="0" w:after="0"/>
               <w:ind w:hanging="0"/>
               <w:jc w:val="center"/>
@@ -1923,20 +2373,26 @@
         <w:tc>
           <w:tcPr>
             <w:tcW w:w="2237" w:type="dxa"/>
-            <w:tcBorders/>
+            <w:tcBorders>
+              <w:top w:val="single" w:sz="4" w:space="0" w:color="000000"/>
+              <w:start w:val="single" w:sz="4" w:space="0" w:color="000000"/>
+              <w:bottom w:val="single" w:sz="4" w:space="0" w:color="000000"/>
+              <w:end w:val="single" w:sz="4" w:space="0" w:color="000000"/>
+            </w:tcBorders>
           </w:tcPr>
           <w:p>
             <w:pPr>
               <w:pStyle w:val="CEAVIPARAGRAFO"/>
               <w:keepNext w:val="true"/>
               <w:widowControl/>
+              <w:suppressAutoHyphens w:val="true"/>
               <w:spacing w:before="0" w:after="0"/>
               <w:ind w:hanging="0"/>
               <w:jc w:val="center"/>
               <w:rPr>
                 <w:rFonts w:cs="Arial"/>
                 <w:b/>
-                <w:color w:themeColor="text1" w:val="000000"/>
+                <w:color w:themeColor="dark1" w:val="000000"/>
                 <w:sz w:val="20"/>
                 <w:szCs w:val="20"/>
               </w:rPr>
@@ -1945,7 +2401,7 @@
               <w:rPr>
                 <w:rFonts w:eastAsia="Times New Roman" w:cs="Arial"/>
                 <w:b/>
-                <w:color w:themeColor="text1" w:val="000000"/>
+                <w:color w:themeColor="dark1" w:val="000000"/>
                 <w:kern w:val="0"/>
                 <w:sz w:val="20"/>
                 <w:szCs w:val="20"/>
@@ -1957,14 +2413,20 @@
         </w:tc>
         <w:tc>
           <w:tcPr>
-            <w:tcW w:w="2404" w:type="dxa"/>
-            <w:tcBorders/>
+            <w:tcW w:w="2405" w:type="dxa"/>
+            <w:tcBorders>
+              <w:top w:val="single" w:sz="4" w:space="0" w:color="000000"/>
+              <w:start w:val="single" w:sz="4" w:space="0" w:color="000000"/>
+              <w:bottom w:val="single" w:sz="4" w:space="0" w:color="000000"/>
+              <w:end w:val="single" w:sz="4" w:space="0" w:color="000000"/>
+            </w:tcBorders>
           </w:tcPr>
           <w:p>
             <w:pPr>
               <w:pStyle w:val="CEAVIPARAGRAFO"/>
               <w:keepNext w:val="true"/>
               <w:widowControl/>
+              <w:suppressAutoHyphens w:val="true"/>
               <w:spacing w:before="0" w:after="0"/>
               <w:ind w:hanging="0"/>
               <w:jc w:val="center"/>
@@ -1979,7 +2441,7 @@
               <w:rPr>
                 <w:rFonts w:eastAsia="Times New Roman" w:cs="Arial"/>
                 <w:b/>
-                <w:color w:themeColor="text1" w:val="000000"/>
+                <w:color w:themeColor="dark1" w:val="000000"/>
                 <w:kern w:val="0"/>
                 <w:sz w:val="20"/>
                 <w:szCs w:val="20"/>
@@ -1996,14 +2458,20 @@
         </w:trPr>
         <w:tc>
           <w:tcPr>
-            <w:tcW w:w="1987" w:type="dxa"/>
-            <w:tcBorders/>
+            <w:tcW w:w="1986" w:type="dxa"/>
+            <w:tcBorders>
+              <w:top w:val="single" w:sz="4" w:space="0" w:color="000000"/>
+              <w:start w:val="single" w:sz="4" w:space="0" w:color="000000"/>
+              <w:bottom w:val="single" w:sz="4" w:space="0" w:color="000000"/>
+              <w:end w:val="single" w:sz="4" w:space="0" w:color="000000"/>
+            </w:tcBorders>
           </w:tcPr>
           <w:p>
             <w:pPr>
               <w:pStyle w:val="CEAVIPARAGRAFO"/>
               <w:keepNext w:val="true"/>
               <w:widowControl/>
+              <w:suppressAutoHyphens w:val="true"/>
               <w:spacing w:before="0" w:after="0"/>
               <w:ind w:hanging="0"/>
               <w:jc w:val="start"/>
@@ -2029,12 +2497,13 @@
               <w:pStyle w:val="CEAVIPARAGRAFO"/>
               <w:keepNext w:val="true"/>
               <w:widowControl/>
+              <w:suppressAutoHyphens w:val="true"/>
               <w:spacing w:before="0" w:after="0"/>
               <w:ind w:hanging="0"/>
               <w:jc w:val="start"/>
               <w:rPr>
                 <w:rFonts w:cs="Arial"/>
-                <w:color w:themeColor="text1" w:val="000000"/>
+                <w:color w:themeColor="dark1" w:val="000000"/>
                 <w:sz w:val="20"/>
                 <w:szCs w:val="20"/>
               </w:rPr>
@@ -2042,7 +2511,7 @@
             <w:r>
               <w:rPr>
                 <w:rFonts w:eastAsia="Times New Roman" w:cs="Arial"/>
-                <w:color w:themeColor="text1" w:val="000000"/>
+                <w:color w:themeColor="dark1" w:val="000000"/>
                 <w:kern w:val="0"/>
                 <w:sz w:val="20"/>
                 <w:szCs w:val="20"/>
@@ -2056,12 +2525,13 @@
               <w:pStyle w:val="CEAVIPARAGRAFO"/>
               <w:keepNext w:val="true"/>
               <w:widowControl/>
+              <w:suppressAutoHyphens w:val="true"/>
               <w:spacing w:before="0" w:after="0"/>
               <w:ind w:hanging="0"/>
               <w:jc w:val="start"/>
               <w:rPr>
                 <w:rFonts w:cs="Arial"/>
-                <w:color w:themeColor="text1" w:val="000000"/>
+                <w:color w:themeColor="dark1" w:val="000000"/>
                 <w:sz w:val="20"/>
                 <w:szCs w:val="20"/>
               </w:rPr>
@@ -2069,7 +2539,7 @@
             <w:r>
               <w:rPr>
                 <w:rFonts w:eastAsia="Times New Roman" w:cs="Arial"/>
-                <w:color w:themeColor="text1" w:val="000000"/>
+                <w:color w:themeColor="dark1" w:val="000000"/>
                 <w:kern w:val="0"/>
                 <w:sz w:val="20"/>
                 <w:szCs w:val="20"/>
@@ -2083,6 +2553,7 @@
               <w:pStyle w:val="CEAVIPARAGRAFO"/>
               <w:keepNext w:val="true"/>
               <w:widowControl/>
+              <w:suppressAutoHyphens w:val="true"/>
               <w:spacing w:before="0" w:after="0"/>
               <w:ind w:hanging="0"/>
               <w:jc w:val="start"/>
@@ -2095,7 +2566,7 @@
             <w:r>
               <w:rPr>
                 <w:rFonts w:eastAsia="Times New Roman" w:cs="Arial"/>
-                <w:color w:themeColor="text1" w:val="000000"/>
+                <w:color w:themeColor="dark1" w:val="000000"/>
                 <w:kern w:val="0"/>
                 <w:sz w:val="20"/>
                 <w:szCs w:val="20"/>
@@ -2108,19 +2579,25 @@
         <w:tc>
           <w:tcPr>
             <w:tcW w:w="2093" w:type="dxa"/>
-            <w:tcBorders/>
+            <w:tcBorders>
+              <w:top w:val="single" w:sz="4" w:space="0" w:color="000000"/>
+              <w:start w:val="single" w:sz="4" w:space="0" w:color="000000"/>
+              <w:bottom w:val="single" w:sz="4" w:space="0" w:color="000000"/>
+              <w:end w:val="single" w:sz="4" w:space="0" w:color="000000"/>
+            </w:tcBorders>
           </w:tcPr>
           <w:p>
             <w:pPr>
               <w:pStyle w:val="CEAVIPARAGRAFO"/>
               <w:keepNext w:val="true"/>
               <w:widowControl/>
+              <w:suppressAutoHyphens w:val="true"/>
               <w:spacing w:before="0" w:after="0"/>
               <w:ind w:hanging="0"/>
               <w:jc w:val="start"/>
               <w:rPr>
                 <w:rFonts w:cs="Arial"/>
-                <w:color w:themeColor="text1" w:val="000000"/>
+                <w:color w:themeColor="dark1" w:val="000000"/>
                 <w:sz w:val="20"/>
                 <w:szCs w:val="20"/>
               </w:rPr>
@@ -2128,7 +2605,7 @@
             <w:r>
               <w:rPr>
                 <w:rFonts w:eastAsia="Times New Roman" w:cs="Arial"/>
-                <w:color w:themeColor="text1" w:val="000000"/>
+                <w:color w:themeColor="dark1" w:val="000000"/>
                 <w:kern w:val="0"/>
                 <w:sz w:val="20"/>
                 <w:szCs w:val="20"/>
@@ -2142,6 +2619,7 @@
               <w:pStyle w:val="CEAVIPARAGRAFO"/>
               <w:keepNext w:val="true"/>
               <w:widowControl/>
+              <w:suppressAutoHyphens w:val="true"/>
               <w:spacing w:before="0" w:after="0"/>
               <w:ind w:hanging="0"/>
               <w:jc w:val="start"/>
@@ -2154,7 +2632,7 @@
             <w:r>
               <w:rPr>
                 <w:rFonts w:eastAsia="Times New Roman" w:cs="Arial"/>
-                <w:color w:themeColor="text1" w:val="000000"/>
+                <w:color w:themeColor="dark1" w:val="000000"/>
                 <w:kern w:val="0"/>
                 <w:sz w:val="20"/>
                 <w:szCs w:val="20"/>
@@ -2167,19 +2645,25 @@
         <w:tc>
           <w:tcPr>
             <w:tcW w:w="2237" w:type="dxa"/>
-            <w:tcBorders/>
+            <w:tcBorders>
+              <w:top w:val="single" w:sz="4" w:space="0" w:color="000000"/>
+              <w:start w:val="single" w:sz="4" w:space="0" w:color="000000"/>
+              <w:bottom w:val="single" w:sz="4" w:space="0" w:color="000000"/>
+              <w:end w:val="single" w:sz="4" w:space="0" w:color="000000"/>
+            </w:tcBorders>
           </w:tcPr>
           <w:p>
             <w:pPr>
               <w:pStyle w:val="CEAVIPARAGRAFO"/>
               <w:keepNext w:val="true"/>
               <w:widowControl/>
+              <w:suppressAutoHyphens w:val="true"/>
               <w:spacing w:before="0" w:after="0"/>
               <w:ind w:hanging="0"/>
               <w:jc w:val="start"/>
               <w:rPr>
                 <w:rFonts w:cs="Arial"/>
-                <w:color w:themeColor="text1" w:val="000000"/>
+                <w:color w:themeColor="dark1" w:val="000000"/>
                 <w:sz w:val="20"/>
                 <w:szCs w:val="20"/>
               </w:rPr>
@@ -2187,7 +2671,7 @@
             <w:r>
               <w:rPr>
                 <w:rFonts w:eastAsia="Times New Roman" w:cs="Arial"/>
-                <w:color w:themeColor="text1" w:val="000000"/>
+                <w:color w:themeColor="dark1" w:val="000000"/>
                 <w:kern w:val="0"/>
                 <w:sz w:val="20"/>
                 <w:szCs w:val="20"/>
@@ -2199,16 +2683,22 @@
         </w:tc>
         <w:tc>
           <w:tcPr>
-            <w:tcW w:w="2404" w:type="dxa"/>
-            <w:tcBorders/>
+            <w:tcW w:w="2405" w:type="dxa"/>
+            <w:tcBorders>
+              <w:top w:val="single" w:sz="4" w:space="0" w:color="000000"/>
+              <w:start w:val="single" w:sz="4" w:space="0" w:color="000000"/>
+              <w:bottom w:val="single" w:sz="4" w:space="0" w:color="000000"/>
+              <w:end w:val="single" w:sz="4" w:space="0" w:color="000000"/>
+            </w:tcBorders>
           </w:tcPr>
           <w:p>
             <w:pPr>
               <w:pStyle w:val="referncias"/>
               <w:keepNext w:val="true"/>
               <w:widowControl/>
-              <w:shd w:val="clear" w:color="auto" w:fill="FFFFFF"/>
-              <w:spacing w:beforeAutospacing="0" w:before="0" w:afterAutospacing="0" w:after="240"/>
+              <w:shd w:fill="FFFFFF" w:val="clear"/>
+              <w:suppressAutoHyphens w:val="true"/>
+              <w:spacing w:before="0" w:after="240"/>
               <w:jc w:val="start"/>
               <w:rPr>
                 <w:rFonts w:cs="Arial"/>
@@ -2230,7 +2720,7 @@
             <w:r>
               <w:rPr>
                 <w:rFonts w:eastAsia="Times New Roman" w:cs="Arial"/>
-                <w:color w:themeColor="text1" w:val="000000"/>
+                <w:color w:themeColor="dark1" w:val="000000"/>
                 <w:kern w:val="0"/>
                 <w:sz w:val="20"/>
                 <w:szCs w:val="20"/>
@@ -2255,6 +2745,7 @@
               <w:pStyle w:val="CEAVIPARAGRAFO"/>
               <w:keepNext w:val="true"/>
               <w:widowControl/>
+              <w:suppressAutoHyphens w:val="true"/>
               <w:spacing w:before="0" w:after="0"/>
               <w:ind w:hanging="0"/>
               <w:jc w:val="start"/>
@@ -2267,11 +2758,10 @@
             </w:pPr>
             <w:r>
               <w:rPr>
-                <w:rFonts w:eastAsia="Times New Roman" w:cs="Arial"/>
-                <w:kern w:val="0"/>
-                <w:sz w:val="20"/>
-                <w:szCs w:val="20"/>
-                <w:lang w:val="pt-BR" w:eastAsia="pt-BR" w:bidi="ar-SA"/>
+                <w:rFonts w:cs="Arial"/>
+                <w:sz w:val="20"/>
+                <w:szCs w:val="20"/>
+                <w:lang w:val="pt-BR"/>
               </w:rPr>
             </w:r>
           </w:p>
@@ -2590,26 +3080,26 @@
     <w:p>
       <w:pPr>
         <w:pStyle w:val="referncias"/>
-        <w:shd w:val="clear" w:color="auto" w:fill="FFFFFF"/>
-        <w:spacing w:lineRule="auto" w:line="360" w:beforeAutospacing="0" w:before="240" w:afterAutospacing="0" w:after="240"/>
+        <w:shd w:fill="FFFFFF" w:val="clear"/>
+        <w:spacing w:lineRule="auto" w:line="360" w:before="240" w:after="240"/>
         <w:jc w:val="both"/>
         <w:rPr>
           <w:rFonts w:cs="Arial"/>
-          <w:color w:themeColor="text1" w:val="000000"/>
-        </w:rPr>
-      </w:pPr>
-      <w:r>
-        <w:rPr>
-          <w:rFonts w:cs="Arial"/>
-          <w:b/>
-          <w:color w:themeColor="text1" w:val="000000"/>
+          <w:color w:themeColor="dark1" w:val="000000"/>
+        </w:rPr>
+      </w:pPr>
+      <w:r>
+        <w:rPr>
+          <w:rFonts w:cs="Arial"/>
+          <w:b/>
+          <w:color w:themeColor="dark1" w:val="000000"/>
         </w:rPr>
         <w:t>Exemplos (</w:t>
       </w:r>
       <w:r>
         <w:rPr>
           <w:rFonts w:cs="Arial"/>
-          <w:color w:themeColor="text1" w:val="000000"/>
+          <w:color w:themeColor="dark1" w:val="000000"/>
         </w:rPr>
         <w:t>todos os exemplos aqui apresentados são fictícios</w:t>
       </w:r>
@@ -2617,7 +3107,7 @@
         <w:rPr>
           <w:rFonts w:cs="Arial"/>
           <w:b/>
-          <w:color w:themeColor="text1" w:val="000000"/>
+          <w:color w:themeColor="dark1" w:val="000000"/>
         </w:rPr>
         <w:t>):</w:t>
       </w:r>
@@ -2625,18 +3115,18 @@
     <w:p>
       <w:pPr>
         <w:pStyle w:val="referncias"/>
-        <w:shd w:val="clear" w:color="auto" w:fill="FFFFFF"/>
-        <w:spacing w:lineRule="auto" w:line="360" w:beforeAutospacing="0" w:before="240" w:afterAutospacing="0" w:after="240"/>
+        <w:shd w:fill="FFFFFF" w:val="clear"/>
+        <w:spacing w:lineRule="auto" w:line="360" w:before="240" w:after="240"/>
         <w:jc w:val="both"/>
         <w:rPr>
           <w:rFonts w:cs="Arial"/>
-          <w:color w:themeColor="text1" w:val="000000"/>
-        </w:rPr>
-      </w:pPr>
-      <w:r>
-        <w:rPr>
-          <w:rFonts w:cs="Arial"/>
-          <w:color w:themeColor="text1" w:val="000000"/>
+          <w:color w:themeColor="dark1" w:val="000000"/>
+        </w:rPr>
+      </w:pPr>
+      <w:r>
+        <w:rPr>
+          <w:rFonts w:cs="Arial"/>
+          <w:color w:themeColor="dark1" w:val="000000"/>
         </w:rPr>
         <w:t>– </w:t>
       </w:r>
@@ -2644,7 +3134,7 @@
         <w:rPr>
           <w:rStyle w:val="Strong"/>
           <w:rFonts w:cs="Arial"/>
-          <w:color w:themeColor="text1" w:val="000000"/>
+          <w:color w:themeColor="dark1" w:val="000000"/>
         </w:rPr>
         <w:t>Autor pessoal</w:t>
       </w:r>
@@ -2652,17 +3142,17 @@
     <w:p>
       <w:pPr>
         <w:pStyle w:val="referncias"/>
-        <w:shd w:val="clear" w:color="auto" w:fill="FFFFFF"/>
-        <w:spacing w:beforeAutospacing="0" w:before="240" w:afterAutospacing="0" w:after="240"/>
-        <w:rPr>
-          <w:rFonts w:cs="Arial"/>
-          <w:color w:themeColor="text1" w:val="000000"/>
-        </w:rPr>
-      </w:pPr>
-      <w:r>
-        <w:rPr>
-          <w:rFonts w:cs="Arial"/>
-          <w:color w:themeColor="text1" w:val="000000"/>
+        <w:shd w:fill="FFFFFF" w:val="clear"/>
+        <w:spacing w:before="240" w:after="240"/>
+        <w:rPr>
+          <w:rFonts w:cs="Arial"/>
+          <w:color w:themeColor="dark1" w:val="000000"/>
+        </w:rPr>
+      </w:pPr>
+      <w:r>
+        <w:rPr>
+          <w:rFonts w:cs="Arial"/>
+          <w:color w:themeColor="dark1" w:val="000000"/>
         </w:rPr>
         <w:t>ÚLTIMO SOBRENOME (Caixa alta), D. T. (Primeiras letras do nome e sobrenomes)</w:t>
       </w:r>
@@ -2670,7 +3160,7 @@
         <w:rPr>
           <w:rStyle w:val="apple-converted-space"/>
           <w:rFonts w:cs="Arial"/>
-          <w:color w:themeColor="text1" w:val="000000"/>
+          <w:color w:themeColor="dark1" w:val="000000"/>
         </w:rPr>
         <w:t> </w:t>
       </w:r>
@@ -2678,14 +3168,14 @@
         <w:rPr>
           <w:rStyle w:val="Strong"/>
           <w:rFonts w:cs="Arial"/>
-          <w:color w:themeColor="text1" w:val="000000"/>
+          <w:color w:themeColor="dark1" w:val="000000"/>
         </w:rPr>
         <w:t>Título</w:t>
       </w:r>
       <w:r>
         <w:rPr>
           <w:rFonts w:cs="Arial"/>
-          <w:color w:themeColor="text1" w:val="000000"/>
+          <w:color w:themeColor="dark1" w:val="000000"/>
         </w:rPr>
         <w:t>. 3. ed. (Número da edição) Local: Editora, ano. 159p.</w:t>
       </w:r>
@@ -2693,18 +3183,18 @@
     <w:p>
       <w:pPr>
         <w:pStyle w:val="referncias"/>
-        <w:shd w:val="clear" w:color="auto" w:fill="FFFFFF"/>
-        <w:spacing w:lineRule="auto" w:line="360" w:beforeAutospacing="0" w:before="240" w:afterAutospacing="0" w:after="240"/>
+        <w:shd w:fill="FFFFFF" w:val="clear"/>
+        <w:spacing w:lineRule="auto" w:line="360" w:before="240" w:after="240"/>
         <w:jc w:val="both"/>
         <w:rPr>
           <w:rFonts w:cs="Arial"/>
-          <w:color w:themeColor="text1" w:val="000000"/>
-        </w:rPr>
-      </w:pPr>
-      <w:r>
-        <w:rPr>
-          <w:rFonts w:cs="Arial"/>
-          <w:color w:themeColor="text1" w:val="000000"/>
+          <w:color w:themeColor="dark1" w:val="000000"/>
+        </w:rPr>
+      </w:pPr>
+      <w:r>
+        <w:rPr>
+          <w:rFonts w:cs="Arial"/>
+          <w:color w:themeColor="dark1" w:val="000000"/>
         </w:rPr>
         <w:t>– </w:t>
       </w:r>
@@ -2712,7 +3202,7 @@
         <w:rPr>
           <w:rStyle w:val="Strong"/>
           <w:rFonts w:cs="Arial"/>
-          <w:color w:themeColor="text1" w:val="000000"/>
+          <w:color w:themeColor="dark1" w:val="000000"/>
         </w:rPr>
         <w:t>Até 3 autores</w:t>
       </w:r>
@@ -2720,17 +3210,17 @@
     <w:p>
       <w:pPr>
         <w:pStyle w:val="referncias"/>
-        <w:shd w:val="clear" w:color="auto" w:fill="FFFFFF"/>
-        <w:spacing w:beforeAutospacing="0" w:before="240" w:afterAutospacing="0" w:after="240"/>
-        <w:rPr>
-          <w:rFonts w:cs="Arial"/>
-          <w:color w:themeColor="text1" w:val="000000"/>
-        </w:rPr>
-      </w:pPr>
-      <w:r>
-        <w:rPr>
-          <w:rFonts w:cs="Arial"/>
-          <w:color w:themeColor="text1" w:val="000000"/>
+        <w:shd w:fill="FFFFFF" w:val="clear"/>
+        <w:spacing w:before="240" w:after="240"/>
+        <w:rPr>
+          <w:rFonts w:cs="Arial"/>
+          <w:color w:themeColor="dark1" w:val="000000"/>
+        </w:rPr>
+      </w:pPr>
+      <w:r>
+        <w:rPr>
+          <w:rFonts w:cs="Arial"/>
+          <w:color w:themeColor="dark1" w:val="000000"/>
         </w:rPr>
         <w:t>FONTES,  M. P.; LIMA, D. A.; SANTOS, R. P.</w:t>
       </w:r>
@@ -2738,7 +3228,7 @@
         <w:rPr>
           <w:rStyle w:val="apple-converted-space"/>
           <w:rFonts w:cs="Arial"/>
-          <w:color w:themeColor="text1" w:val="000000"/>
+          <w:color w:themeColor="dark1" w:val="000000"/>
         </w:rPr>
         <w:t> </w:t>
       </w:r>
@@ -2746,14 +3236,14 @@
         <w:rPr>
           <w:rStyle w:val="Strong"/>
           <w:rFonts w:cs="Arial"/>
-          <w:color w:themeColor="text1" w:val="000000"/>
+          <w:color w:themeColor="dark1" w:val="000000"/>
         </w:rPr>
         <w:t>Título</w:t>
       </w:r>
       <w:r>
         <w:rPr>
           <w:rFonts w:cs="Arial"/>
-          <w:color w:themeColor="text1" w:val="000000"/>
+          <w:color w:themeColor="dark1" w:val="000000"/>
         </w:rPr>
         <w:t>. 4. ed. rev. e aum. Local: Editora, ano.</w:t>
       </w:r>
@@ -2761,18 +3251,18 @@
     <w:p>
       <w:pPr>
         <w:pStyle w:val="referncias"/>
-        <w:shd w:val="clear" w:color="auto" w:fill="FFFFFF"/>
-        <w:spacing w:lineRule="auto" w:line="360" w:beforeAutospacing="0" w:before="240" w:afterAutospacing="0" w:after="240"/>
+        <w:shd w:fill="FFFFFF" w:val="clear"/>
+        <w:spacing w:lineRule="auto" w:line="360" w:before="240" w:after="240"/>
         <w:jc w:val="both"/>
         <w:rPr>
           <w:rFonts w:cs="Arial"/>
-          <w:color w:themeColor="text1" w:val="000000"/>
-        </w:rPr>
-      </w:pPr>
-      <w:r>
-        <w:rPr>
-          <w:rFonts w:cs="Arial"/>
-          <w:color w:themeColor="text1" w:val="000000"/>
+          <w:color w:themeColor="dark1" w:val="000000"/>
+        </w:rPr>
+      </w:pPr>
+      <w:r>
+        <w:rPr>
+          <w:rFonts w:cs="Arial"/>
+          <w:color w:themeColor="dark1" w:val="000000"/>
         </w:rPr>
         <w:t>– </w:t>
       </w:r>
@@ -2780,7 +3270,7 @@
         <w:rPr>
           <w:rStyle w:val="Strong"/>
           <w:rFonts w:cs="Arial"/>
-          <w:color w:themeColor="text1" w:val="000000"/>
+          <w:color w:themeColor="dark1" w:val="000000"/>
         </w:rPr>
         <w:t>Mais de 3 autores</w:t>
       </w:r>
@@ -2788,17 +3278,17 @@
     <w:p>
       <w:pPr>
         <w:pStyle w:val="referncias"/>
-        <w:shd w:val="clear" w:color="auto" w:fill="FFFFFF"/>
-        <w:spacing w:lineRule="auto" w:line="360" w:beforeAutospacing="0" w:before="240" w:afterAutospacing="0" w:after="240"/>
-        <w:rPr>
-          <w:rFonts w:cs="Arial"/>
-          <w:color w:themeColor="text1" w:val="000000"/>
-        </w:rPr>
-      </w:pPr>
-      <w:r>
-        <w:rPr>
-          <w:rFonts w:cs="Arial"/>
-          <w:color w:themeColor="text1" w:val="000000"/>
+        <w:shd w:fill="FFFFFF" w:val="clear"/>
+        <w:spacing w:lineRule="auto" w:line="360" w:before="240" w:after="240"/>
+        <w:rPr>
+          <w:rFonts w:cs="Arial"/>
+          <w:color w:themeColor="dark1" w:val="000000"/>
+        </w:rPr>
+      </w:pPr>
+      <w:r>
+        <w:rPr>
+          <w:rFonts w:cs="Arial"/>
+          <w:color w:themeColor="dark1" w:val="000000"/>
         </w:rPr>
         <w:t>GONÇALVES, G. O. et al. </w:t>
       </w:r>
@@ -2806,14 +3296,14 @@
         <w:rPr>
           <w:rStyle w:val="Strong"/>
           <w:rFonts w:cs="Arial"/>
-          <w:color w:themeColor="text1" w:val="000000"/>
+          <w:color w:themeColor="dark1" w:val="000000"/>
         </w:rPr>
         <w:t>Título</w:t>
       </w:r>
       <w:r>
         <w:rPr>
           <w:rFonts w:cs="Arial"/>
-          <w:color w:themeColor="text1" w:val="000000"/>
+          <w:color w:themeColor="dark1" w:val="000000"/>
         </w:rPr>
         <w:t>: subtítulo. Local: Editora, ano.</w:t>
       </w:r>
@@ -2821,19 +3311,19 @@
     <w:p>
       <w:pPr>
         <w:pStyle w:val="referncias"/>
-        <w:shd w:val="clear" w:color="auto" w:fill="FFFFFF"/>
-        <w:spacing w:lineRule="auto" w:line="360" w:beforeAutospacing="0" w:before="240" w:afterAutospacing="0" w:after="240"/>
+        <w:shd w:fill="FFFFFF" w:val="clear"/>
+        <w:spacing w:lineRule="auto" w:line="360" w:before="240" w:after="240"/>
         <w:jc w:val="both"/>
         <w:rPr>
           <w:rFonts w:cs="Arial"/>
-          <w:color w:themeColor="text1" w:val="000000"/>
+          <w:color w:themeColor="dark1" w:val="000000"/>
           <w:lang w:val="es-ES"/>
         </w:rPr>
       </w:pPr>
       <w:r>
         <w:rPr>
           <w:rFonts w:cs="Arial"/>
-          <w:color w:themeColor="text1" w:val="000000"/>
+          <w:color w:themeColor="dark1" w:val="000000"/>
           <w:lang w:val="es-ES"/>
         </w:rPr>
         <w:t xml:space="preserve">– </w:t>
@@ -2841,7 +3331,7 @@
       <w:r>
         <w:rPr>
           <w:rFonts w:cs="Arial"/>
-          <w:color w:themeColor="text1" w:val="000000"/>
+          <w:color w:themeColor="dark1" w:val="000000"/>
           <w:lang w:val="es-ES"/>
         </w:rPr>
         <w:t>Organizador (es), coordenador(es), tradutor(es)</w:t>
@@ -2850,17 +3340,17 @@
     <w:p>
       <w:pPr>
         <w:pStyle w:val="referncias"/>
-        <w:shd w:val="clear" w:color="auto" w:fill="FFFFFF"/>
-        <w:spacing w:beforeAutospacing="0" w:before="240" w:afterAutospacing="0" w:after="240"/>
-        <w:rPr>
-          <w:rFonts w:cs="Arial"/>
-          <w:color w:themeColor="text1" w:val="000000"/>
-        </w:rPr>
-      </w:pPr>
-      <w:r>
-        <w:rPr>
-          <w:rFonts w:cs="Arial"/>
-          <w:color w:themeColor="text1" w:val="000000"/>
+        <w:shd w:fill="FFFFFF" w:val="clear"/>
+        <w:spacing w:before="240" w:after="240"/>
+        <w:rPr>
+          <w:rFonts w:cs="Arial"/>
+          <w:color w:themeColor="dark1" w:val="000000"/>
+        </w:rPr>
+      </w:pPr>
+      <w:r>
+        <w:rPr>
+          <w:rFonts w:cs="Arial"/>
+          <w:color w:themeColor="dark1" w:val="000000"/>
         </w:rPr>
         <w:t>TEIXEIRA, M. V. (Org.). </w:t>
       </w:r>
@@ -2868,14 +3358,14 @@
         <w:rPr>
           <w:rStyle w:val="Strong"/>
           <w:rFonts w:cs="Arial"/>
-          <w:color w:themeColor="text1" w:val="000000"/>
+          <w:color w:themeColor="dark1" w:val="000000"/>
         </w:rPr>
         <w:t>Título</w:t>
       </w:r>
       <w:r>
         <w:rPr>
           <w:rFonts w:cs="Arial"/>
-          <w:color w:themeColor="text1" w:val="000000"/>
+          <w:color w:themeColor="dark1" w:val="000000"/>
         </w:rPr>
         <w:t>. Tradução de (Nome e Sobrenome do tradutor). [S.l.: s.n.] (Caso não contenha  local  e editora na obra referenciada), ano.</w:t>
       </w:r>
@@ -2883,18 +3373,18 @@
     <w:p>
       <w:pPr>
         <w:pStyle w:val="referncias"/>
-        <w:shd w:val="clear" w:color="auto" w:fill="FFFFFF"/>
-        <w:spacing w:lineRule="auto" w:line="360" w:beforeAutospacing="0" w:before="240" w:afterAutospacing="0" w:after="240"/>
+        <w:shd w:fill="FFFFFF" w:val="clear"/>
+        <w:spacing w:lineRule="auto" w:line="360" w:before="240" w:after="240"/>
         <w:jc w:val="both"/>
         <w:rPr>
           <w:rFonts w:cs="Arial"/>
-          <w:color w:themeColor="text1" w:val="000000"/>
-        </w:rPr>
-      </w:pPr>
-      <w:r>
-        <w:rPr>
-          <w:rFonts w:cs="Arial"/>
-          <w:color w:themeColor="text1" w:val="000000"/>
+          <w:color w:themeColor="dark1" w:val="000000"/>
+        </w:rPr>
+      </w:pPr>
+      <w:r>
+        <w:rPr>
+          <w:rFonts w:cs="Arial"/>
+          <w:color w:themeColor="dark1" w:val="000000"/>
         </w:rPr>
         <w:t>– </w:t>
       </w:r>
@@ -2902,7 +3392,7 @@
         <w:rPr>
           <w:rStyle w:val="Strong"/>
           <w:rFonts w:cs="Arial"/>
-          <w:color w:themeColor="text1" w:val="000000"/>
+          <w:color w:themeColor="dark1" w:val="000000"/>
         </w:rPr>
         <w:t>Autor entidade</w:t>
       </w:r>
@@ -2910,17 +3400,17 @@
     <w:p>
       <w:pPr>
         <w:pStyle w:val="referncias"/>
-        <w:shd w:val="clear" w:color="auto" w:fill="FFFFFF"/>
-        <w:spacing w:lineRule="auto" w:line="360" w:beforeAutospacing="0" w:before="240" w:afterAutospacing="0" w:after="240"/>
-        <w:rPr>
-          <w:rFonts w:cs="Arial"/>
-          <w:color w:themeColor="text1" w:val="000000"/>
-        </w:rPr>
-      </w:pPr>
-      <w:r>
-        <w:rPr>
-          <w:rFonts w:cs="Arial"/>
-          <w:color w:themeColor="text1" w:val="000000"/>
+        <w:shd w:fill="FFFFFF" w:val="clear"/>
+        <w:spacing w:lineRule="auto" w:line="360" w:before="240" w:after="240"/>
+        <w:rPr>
+          <w:rFonts w:cs="Arial"/>
+          <w:color w:themeColor="dark1" w:val="000000"/>
+        </w:rPr>
+      </w:pPr>
+      <w:r>
+        <w:rPr>
+          <w:rFonts w:cs="Arial"/>
+          <w:color w:themeColor="dark1" w:val="000000"/>
         </w:rPr>
         <w:t>BRASIL. Ministério da Educação. </w:t>
       </w:r>
@@ -2928,14 +3418,14 @@
         <w:rPr>
           <w:rStyle w:val="Strong"/>
           <w:rFonts w:cs="Arial"/>
-          <w:color w:themeColor="text1" w:val="000000"/>
+          <w:color w:themeColor="dark1" w:val="000000"/>
         </w:rPr>
         <w:t>Título</w:t>
       </w:r>
       <w:r>
         <w:rPr>
           <w:rFonts w:cs="Arial"/>
-          <w:color w:themeColor="text1" w:val="000000"/>
+          <w:color w:themeColor="dark1" w:val="000000"/>
         </w:rPr>
         <w:t>. Brasília, DF, ano. 96p.</w:t>
       </w:r>
@@ -2943,18 +3433,18 @@
     <w:p>
       <w:pPr>
         <w:pStyle w:val="referncias"/>
-        <w:shd w:val="clear" w:color="auto" w:fill="FFFFFF"/>
-        <w:spacing w:lineRule="auto" w:line="360" w:beforeAutospacing="0" w:before="240" w:afterAutospacing="0" w:after="240"/>
+        <w:shd w:fill="FFFFFF" w:val="clear"/>
+        <w:spacing w:lineRule="auto" w:line="360" w:before="240" w:after="240"/>
         <w:jc w:val="both"/>
         <w:rPr>
           <w:rFonts w:cs="Arial"/>
-          <w:color w:themeColor="text1" w:val="000000"/>
-        </w:rPr>
-      </w:pPr>
-      <w:r>
-        <w:rPr>
-          <w:rFonts w:cs="Arial"/>
-          <w:color w:themeColor="text1" w:val="000000"/>
+          <w:color w:themeColor="dark1" w:val="000000"/>
+        </w:rPr>
+      </w:pPr>
+      <w:r>
+        <w:rPr>
+          <w:rFonts w:cs="Arial"/>
+          <w:color w:themeColor="dark1" w:val="000000"/>
         </w:rPr>
         <w:t>– </w:t>
       </w:r>
@@ -2962,7 +3452,7 @@
         <w:rPr>
           <w:rStyle w:val="Strong"/>
           <w:rFonts w:cs="Arial"/>
-          <w:color w:themeColor="text1" w:val="000000"/>
+          <w:color w:themeColor="dark1" w:val="000000"/>
         </w:rPr>
         <w:t>Autoria desconhecida</w:t>
       </w:r>
@@ -2970,17 +3460,17 @@
     <w:p>
       <w:pPr>
         <w:pStyle w:val="referncias"/>
-        <w:shd w:val="clear" w:color="auto" w:fill="FFFFFF"/>
-        <w:spacing w:lineRule="auto" w:line="360" w:beforeAutospacing="0" w:before="240" w:afterAutospacing="0" w:after="240"/>
-        <w:rPr>
-          <w:rFonts w:cs="Arial"/>
-          <w:color w:themeColor="text1" w:val="000000"/>
-        </w:rPr>
-      </w:pPr>
-      <w:r>
-        <w:rPr>
-          <w:rFonts w:cs="Arial"/>
-          <w:color w:themeColor="text1" w:val="000000"/>
+        <w:shd w:fill="FFFFFF" w:val="clear"/>
+        <w:spacing w:lineRule="auto" w:line="360" w:before="240" w:after="240"/>
+        <w:rPr>
+          <w:rFonts w:cs="Arial"/>
+          <w:color w:themeColor="dark1" w:val="000000"/>
+        </w:rPr>
+      </w:pPr>
+      <w:r>
+        <w:rPr>
+          <w:rFonts w:cs="Arial"/>
+          <w:color w:themeColor="dark1" w:val="000000"/>
         </w:rPr>
         <w:t>PRIMEIRA palavra do título. Local:  Editora, ano.</w:t>
       </w:r>
@@ -2988,18 +3478,18 @@
     <w:p>
       <w:pPr>
         <w:pStyle w:val="referncias"/>
-        <w:shd w:val="clear" w:color="auto" w:fill="FFFFFF"/>
-        <w:spacing w:lineRule="auto" w:line="360" w:beforeAutospacing="0" w:before="240" w:afterAutospacing="0" w:after="240"/>
+        <w:shd w:fill="FFFFFF" w:val="clear"/>
+        <w:spacing w:lineRule="auto" w:line="360" w:before="240" w:after="240"/>
         <w:jc w:val="both"/>
         <w:rPr>
           <w:rFonts w:cs="Arial"/>
-          <w:color w:themeColor="text1" w:val="000000"/>
-        </w:rPr>
-      </w:pPr>
-      <w:r>
-        <w:rPr>
-          <w:rFonts w:cs="Arial"/>
-          <w:color w:themeColor="text1" w:val="000000"/>
+          <w:color w:themeColor="dark1" w:val="000000"/>
+        </w:rPr>
+      </w:pPr>
+      <w:r>
+        <w:rPr>
+          <w:rFonts w:cs="Arial"/>
+          <w:color w:themeColor="dark1" w:val="000000"/>
         </w:rPr>
         <w:t>– </w:t>
       </w:r>
@@ -3007,7 +3497,7 @@
         <w:rPr>
           <w:rStyle w:val="Strong"/>
           <w:rFonts w:cs="Arial"/>
-          <w:color w:themeColor="text1" w:val="000000"/>
+          <w:color w:themeColor="dark1" w:val="000000"/>
         </w:rPr>
         <w:t>Partes de monografia</w:t>
       </w:r>
@@ -3015,17 +3505,17 @@
     <w:p>
       <w:pPr>
         <w:pStyle w:val="referncias"/>
-        <w:shd w:val="clear" w:color="auto" w:fill="FFFFFF"/>
-        <w:spacing w:beforeAutospacing="0" w:before="240" w:afterAutospacing="0" w:after="240"/>
-        <w:rPr>
-          <w:rFonts w:cs="Arial"/>
-          <w:color w:themeColor="text1" w:val="000000"/>
-        </w:rPr>
-      </w:pPr>
-      <w:r>
-        <w:rPr>
-          <w:rFonts w:cs="Arial"/>
-          <w:color w:themeColor="text1" w:val="000000"/>
+        <w:shd w:fill="FFFFFF" w:val="clear"/>
+        <w:spacing w:before="240" w:after="240"/>
+        <w:rPr>
+          <w:rFonts w:cs="Arial"/>
+          <w:color w:themeColor="dark1" w:val="000000"/>
+        </w:rPr>
+      </w:pPr>
+      <w:r>
+        <w:rPr>
+          <w:rFonts w:cs="Arial"/>
+          <w:color w:themeColor="dark1" w:val="000000"/>
         </w:rPr>
         <w:t>SANTOS, M. T. Título da parte. In: SOBRENOME, F. S. (Org.). </w:t>
       </w:r>
@@ -3033,14 +3523,14 @@
         <w:rPr>
           <w:rStyle w:val="Strong"/>
           <w:rFonts w:cs="Arial"/>
-          <w:color w:themeColor="text1" w:val="000000"/>
+          <w:color w:themeColor="dark1" w:val="000000"/>
         </w:rPr>
         <w:t>Título da publicação</w:t>
       </w:r>
       <w:r>
         <w:rPr>
           <w:rFonts w:cs="Arial"/>
-          <w:color w:themeColor="text1" w:val="000000"/>
+          <w:color w:themeColor="dark1" w:val="000000"/>
         </w:rPr>
         <w:t>. Local: Editora, ano. cap. 3, p. 6-9.</w:t>
       </w:r>
@@ -3048,17 +3538,17 @@
     <w:p>
       <w:pPr>
         <w:pStyle w:val="referncias"/>
-        <w:shd w:val="clear" w:color="auto" w:fill="FFFFFF"/>
-        <w:spacing w:beforeAutospacing="0" w:before="240" w:afterAutospacing="0" w:after="240"/>
-        <w:rPr>
-          <w:rFonts w:cs="Arial"/>
-          <w:color w:themeColor="text1" w:val="000000"/>
-        </w:rPr>
-      </w:pPr>
-      <w:r>
-        <w:rPr>
-          <w:rFonts w:cs="Arial"/>
-          <w:color w:themeColor="text1" w:val="000000"/>
+        <w:shd w:fill="FFFFFF" w:val="clear"/>
+        <w:spacing w:before="240" w:after="240"/>
+        <w:rPr>
+          <w:rFonts w:cs="Arial"/>
+          <w:color w:themeColor="dark1" w:val="000000"/>
+        </w:rPr>
+      </w:pPr>
+      <w:r>
+        <w:rPr>
+          <w:rFonts w:cs="Arial"/>
+          <w:color w:themeColor="dark1" w:val="000000"/>
         </w:rPr>
         <w:t>SANTOS, D. T. Título da parte. In: ______. (caso autor da parte seja igual ao da publicação no todo). </w:t>
       </w:r>
@@ -3066,14 +3556,14 @@
         <w:rPr>
           <w:rStyle w:val="Strong"/>
           <w:rFonts w:cs="Arial"/>
-          <w:color w:themeColor="text1" w:val="000000"/>
+          <w:color w:themeColor="dark1" w:val="000000"/>
         </w:rPr>
         <w:t>Título da publicação</w:t>
       </w:r>
       <w:r>
         <w:rPr>
           <w:rFonts w:cs="Arial"/>
-          <w:color w:themeColor="text1" w:val="000000"/>
+          <w:color w:themeColor="dark1" w:val="000000"/>
         </w:rPr>
         <w:t>. Local: Editora, ano. cap. 4, p. 3-7.</w:t>
       </w:r>
@@ -3081,18 +3571,18 @@
     <w:p>
       <w:pPr>
         <w:pStyle w:val="referncias"/>
-        <w:shd w:val="clear" w:color="auto" w:fill="FFFFFF"/>
-        <w:spacing w:lineRule="auto" w:line="360" w:beforeAutospacing="0" w:before="240" w:afterAutospacing="0" w:after="240"/>
+        <w:shd w:fill="FFFFFF" w:val="clear"/>
+        <w:spacing w:lineRule="auto" w:line="360" w:before="240" w:after="240"/>
         <w:jc w:val="both"/>
         <w:rPr>
           <w:rFonts w:cs="Arial"/>
-          <w:color w:themeColor="text1" w:val="000000"/>
-        </w:rPr>
-      </w:pPr>
-      <w:r>
-        <w:rPr>
-          <w:rFonts w:cs="Arial"/>
-          <w:color w:themeColor="text1" w:val="000000"/>
+          <w:color w:themeColor="dark1" w:val="000000"/>
+        </w:rPr>
+      </w:pPr>
+      <w:r>
+        <w:rPr>
+          <w:rFonts w:cs="Arial"/>
+          <w:color w:themeColor="dark1" w:val="000000"/>
         </w:rPr>
         <w:t>–</w:t>
       </w:r>
@@ -3100,7 +3590,7 @@
         <w:rPr>
           <w:rStyle w:val="Strong"/>
           <w:rFonts w:cs="Arial"/>
-          <w:color w:themeColor="text1" w:val="000000"/>
+          <w:color w:themeColor="dark1" w:val="000000"/>
         </w:rPr>
         <w:t xml:space="preserve"> </w:t>
       </w:r>
@@ -3108,7 +3598,7 @@
         <w:rPr>
           <w:rStyle w:val="Strong"/>
           <w:rFonts w:cs="Arial"/>
-          <w:color w:themeColor="text1" w:val="000000"/>
+          <w:color w:themeColor="dark1" w:val="000000"/>
         </w:rPr>
         <w:t xml:space="preserve">Monografias e partes de monografias em meio eletrônico e on-line </w:t>
       </w:r>
@@ -3116,17 +3606,17 @@
     <w:p>
       <w:pPr>
         <w:pStyle w:val="referncias"/>
-        <w:shd w:val="clear" w:color="auto" w:fill="FFFFFF"/>
-        <w:spacing w:lineRule="auto" w:line="360" w:beforeAutospacing="0" w:before="240" w:afterAutospacing="0" w:after="240"/>
-        <w:rPr>
-          <w:rFonts w:cs="Arial"/>
-          <w:color w:themeColor="text1" w:val="000000"/>
-        </w:rPr>
-      </w:pPr>
-      <w:r>
-        <w:rPr>
-          <w:rFonts w:cs="Arial"/>
-          <w:color w:themeColor="text1" w:val="000000"/>
+        <w:shd w:fill="FFFFFF" w:val="clear"/>
+        <w:spacing w:lineRule="auto" w:line="360" w:before="240" w:after="240"/>
+        <w:rPr>
+          <w:rFonts w:cs="Arial"/>
+          <w:color w:themeColor="dark1" w:val="000000"/>
+        </w:rPr>
+      </w:pPr>
+      <w:r>
+        <w:rPr>
+          <w:rFonts w:cs="Arial"/>
+          <w:color w:themeColor="dark1" w:val="000000"/>
         </w:rPr>
         <w:t>GONÇALVES, F. M. </w:t>
       </w:r>
@@ -3134,14 +3624,14 @@
         <w:rPr>
           <w:rStyle w:val="Strong"/>
           <w:rFonts w:cs="Arial"/>
-          <w:color w:themeColor="text1" w:val="000000"/>
+          <w:color w:themeColor="dark1" w:val="000000"/>
         </w:rPr>
         <w:t>Título</w:t>
       </w:r>
       <w:r>
         <w:rPr>
           <w:rFonts w:cs="Arial"/>
-          <w:color w:themeColor="text1" w:val="000000"/>
+          <w:color w:themeColor="dark1" w:val="000000"/>
         </w:rPr>
         <w:t>. Local: Editora, ano. 1 CD-ROM.</w:t>
       </w:r>
@@ -3149,17 +3639,17 @@
     <w:p>
       <w:pPr>
         <w:pStyle w:val="referncias"/>
-        <w:shd w:val="clear" w:color="auto" w:fill="FFFFFF"/>
-        <w:spacing w:beforeAutospacing="0" w:before="240" w:afterAutospacing="0" w:after="240"/>
-        <w:rPr>
-          <w:rFonts w:cs="Arial"/>
-          <w:color w:themeColor="text1" w:val="000000"/>
-        </w:rPr>
-      </w:pPr>
-      <w:r>
-        <w:rPr>
-          <w:rFonts w:cs="Arial"/>
-          <w:color w:themeColor="text1" w:val="000000"/>
+        <w:shd w:fill="FFFFFF" w:val="clear"/>
+        <w:spacing w:before="240" w:after="240"/>
+        <w:rPr>
+          <w:rFonts w:cs="Arial"/>
+          <w:color w:themeColor="dark1" w:val="000000"/>
+        </w:rPr>
+      </w:pPr>
+      <w:r>
+        <w:rPr>
+          <w:rFonts w:cs="Arial"/>
+          <w:color w:themeColor="dark1" w:val="000000"/>
         </w:rPr>
         <w:t>SANTA MARIA. In: ENCICLOPÉDIA virtual dos municípios do RS. Local: Editora, ano. CD-ROM 1.</w:t>
       </w:r>
@@ -3167,17 +3657,17 @@
     <w:p>
       <w:pPr>
         <w:pStyle w:val="referncias"/>
-        <w:shd w:val="clear" w:color="auto" w:fill="FFFFFF"/>
-        <w:spacing w:beforeAutospacing="0" w:before="240" w:afterAutospacing="0" w:after="240"/>
-        <w:rPr>
-          <w:rFonts w:cs="Arial"/>
-          <w:color w:themeColor="text1" w:val="000000"/>
-        </w:rPr>
-      </w:pPr>
-      <w:r>
-        <w:rPr>
-          <w:rFonts w:cs="Arial"/>
-          <w:color w:themeColor="text1" w:val="000000"/>
+        <w:shd w:fill="FFFFFF" w:val="clear"/>
+        <w:spacing w:before="240" w:after="240"/>
+        <w:rPr>
+          <w:rFonts w:cs="Arial"/>
+          <w:color w:themeColor="dark1" w:val="000000"/>
+        </w:rPr>
+      </w:pPr>
+      <w:r>
+        <w:rPr>
+          <w:rFonts w:cs="Arial"/>
+          <w:color w:themeColor="dark1" w:val="000000"/>
         </w:rPr>
         <w:t>SANTOS, N. B. </w:t>
       </w:r>
@@ -3185,14 +3675,14 @@
         <w:rPr>
           <w:rStyle w:val="Strong"/>
           <w:rFonts w:cs="Arial"/>
-          <w:color w:themeColor="text1" w:val="000000"/>
+          <w:color w:themeColor="dark1" w:val="000000"/>
         </w:rPr>
         <w:t>Título</w:t>
       </w:r>
       <w:r>
         <w:rPr>
           <w:rFonts w:cs="Arial"/>
-          <w:color w:themeColor="text1" w:val="000000"/>
+          <w:color w:themeColor="dark1" w:val="000000"/>
         </w:rPr>
         <w:t>. [S.l]: Editora, ano. Disponível em: &lt;http://www.iffarroupilha.edu.br &gt;. Acesso em: 7 ago. 2015.</w:t>
       </w:r>
@@ -3200,18 +3690,18 @@
     <w:p>
       <w:pPr>
         <w:pStyle w:val="referncias"/>
-        <w:shd w:val="clear" w:color="auto" w:fill="FFFFFF"/>
-        <w:spacing w:lineRule="auto" w:line="360" w:beforeAutospacing="0" w:before="240" w:afterAutospacing="0" w:after="240"/>
+        <w:shd w:fill="FFFFFF" w:val="clear"/>
+        <w:spacing w:lineRule="auto" w:line="360" w:before="240" w:after="240"/>
         <w:jc w:val="both"/>
         <w:rPr>
           <w:rFonts w:cs="Arial"/>
-          <w:color w:themeColor="text1" w:val="000000"/>
-        </w:rPr>
-      </w:pPr>
-      <w:r>
-        <w:rPr>
-          <w:rFonts w:cs="Arial"/>
-          <w:color w:themeColor="text1" w:val="000000"/>
+          <w:color w:themeColor="dark1" w:val="000000"/>
+        </w:rPr>
+      </w:pPr>
+      <w:r>
+        <w:rPr>
+          <w:rFonts w:cs="Arial"/>
+          <w:color w:themeColor="dark1" w:val="000000"/>
         </w:rPr>
         <w:t>– </w:t>
       </w:r>
@@ -3219,7 +3709,7 @@
         <w:rPr>
           <w:rStyle w:val="Strong"/>
           <w:rFonts w:cs="Arial"/>
-          <w:color w:themeColor="text1" w:val="000000"/>
+          <w:color w:themeColor="dark1" w:val="000000"/>
         </w:rPr>
         <w:t>Eventos (trabalhos apresentados)</w:t>
       </w:r>
@@ -3227,17 +3717,17 @@
     <w:p>
       <w:pPr>
         <w:pStyle w:val="referncias"/>
-        <w:shd w:val="clear" w:color="auto" w:fill="FFFFFF"/>
-        <w:spacing w:beforeAutospacing="0" w:before="240" w:afterAutospacing="0" w:after="240"/>
-        <w:rPr>
-          <w:rFonts w:cs="Arial"/>
-          <w:color w:themeColor="text1" w:val="000000"/>
-        </w:rPr>
-      </w:pPr>
-      <w:r>
-        <w:rPr>
-          <w:rFonts w:cs="Arial"/>
-          <w:color w:themeColor="text1" w:val="000000"/>
+        <w:shd w:fill="FFFFFF" w:val="clear"/>
+        <w:spacing w:before="240" w:after="240"/>
+        <w:rPr>
+          <w:rFonts w:cs="Arial"/>
+          <w:color w:themeColor="dark1" w:val="000000"/>
+        </w:rPr>
+      </w:pPr>
+      <w:r>
+        <w:rPr>
+          <w:rFonts w:cs="Arial"/>
+          <w:color w:themeColor="dark1" w:val="000000"/>
         </w:rPr>
         <w:t>FONTES,  M. P.; LIMA, D. A. Título. In: NOME DO EVENTO EM CAIXA ALTA, 1. (Numeração do evento, se houver), ano, local (do evento). </w:t>
       </w:r>
@@ -3245,14 +3735,14 @@
         <w:rPr>
           <w:rStyle w:val="Strong"/>
           <w:rFonts w:cs="Arial"/>
-          <w:color w:themeColor="text1" w:val="000000"/>
+          <w:color w:themeColor="dark1" w:val="000000"/>
         </w:rPr>
         <w:t>Anais</w:t>
       </w:r>
       <w:r>
         <w:rPr>
           <w:rFonts w:cs="Arial"/>
-          <w:color w:themeColor="text1" w:val="000000"/>
+          <w:color w:themeColor="dark1" w:val="000000"/>
         </w:rPr>
         <w:t>... (mesmo caso para </w:t>
       </w:r>
@@ -3260,14 +3750,14 @@
         <w:rPr>
           <w:rStyle w:val="Strong"/>
           <w:rFonts w:cs="Arial"/>
-          <w:color w:themeColor="text1" w:val="000000"/>
+          <w:color w:themeColor="dark1" w:val="000000"/>
         </w:rPr>
         <w:t>Resumos</w:t>
       </w:r>
       <w:r>
         <w:rPr>
           <w:rFonts w:cs="Arial"/>
-          <w:color w:themeColor="text1" w:val="000000"/>
+          <w:color w:themeColor="dark1" w:val="000000"/>
         </w:rPr>
         <w:t>...) Local (da publicação): Editora, ano. p. 4-8. (Quando em meio eletrônico, adicione a descrição física do recurso utilizado após a paginação. Ex.: ... p. 4-8. 1 CD-ROM.)</w:t>
       </w:r>
@@ -3275,18 +3765,18 @@
     <w:p>
       <w:pPr>
         <w:pStyle w:val="referncias"/>
-        <w:shd w:val="clear" w:color="auto" w:fill="FFFFFF"/>
-        <w:spacing w:lineRule="auto" w:line="360" w:beforeAutospacing="0" w:before="240" w:afterAutospacing="0" w:after="240"/>
+        <w:shd w:fill="FFFFFF" w:val="clear"/>
+        <w:spacing w:lineRule="auto" w:line="360" w:before="240" w:after="240"/>
         <w:jc w:val="both"/>
         <w:rPr>
           <w:rFonts w:cs="Arial"/>
-          <w:color w:themeColor="text1" w:val="000000"/>
-        </w:rPr>
-      </w:pPr>
-      <w:r>
-        <w:rPr>
-          <w:rFonts w:cs="Arial"/>
-          <w:color w:themeColor="text1" w:val="000000"/>
+          <w:color w:themeColor="dark1" w:val="000000"/>
+        </w:rPr>
+      </w:pPr>
+      <w:r>
+        <w:rPr>
+          <w:rFonts w:cs="Arial"/>
+          <w:color w:themeColor="dark1" w:val="000000"/>
         </w:rPr>
         <w:t>– </w:t>
       </w:r>
@@ -3294,7 +3784,7 @@
         <w:rPr>
           <w:rStyle w:val="Strong"/>
           <w:rFonts w:cs="Arial"/>
-          <w:color w:themeColor="text1" w:val="000000"/>
+          <w:color w:themeColor="dark1" w:val="000000"/>
         </w:rPr>
         <w:t>Eventos (trabalhos apresentados) on-line</w:t>
       </w:r>
@@ -3302,17 +3792,17 @@
     <w:p>
       <w:pPr>
         <w:pStyle w:val="referncias"/>
-        <w:shd w:val="clear" w:color="auto" w:fill="FFFFFF"/>
-        <w:spacing w:beforeAutospacing="0" w:before="240" w:afterAutospacing="0" w:after="240"/>
-        <w:rPr>
-          <w:rFonts w:cs="Arial"/>
-          <w:color w:themeColor="text1" w:val="000000"/>
-        </w:rPr>
-      </w:pPr>
-      <w:r>
-        <w:rPr>
-          <w:rFonts w:cs="Arial"/>
-          <w:color w:themeColor="text1" w:val="000000"/>
+        <w:shd w:fill="FFFFFF" w:val="clear"/>
+        <w:spacing w:before="240" w:after="240"/>
+        <w:rPr>
+          <w:rFonts w:cs="Arial"/>
+          <w:color w:themeColor="dark1" w:val="000000"/>
+        </w:rPr>
+      </w:pPr>
+      <w:r>
+        <w:rPr>
+          <w:rFonts w:cs="Arial"/>
+          <w:color w:themeColor="dark1" w:val="000000"/>
         </w:rPr>
         <w:t>FONTES,  M. P.; LIMA, D. A. Título. In: NOME DO EVENTO EM CAIXA ALTA, 1. (Numeração do evento, se houver), ano, local (do evento). </w:t>
       </w:r>
@@ -3320,14 +3810,14 @@
         <w:rPr>
           <w:rStyle w:val="Strong"/>
           <w:rFonts w:cs="Arial"/>
-          <w:color w:themeColor="text1" w:val="000000"/>
+          <w:color w:themeColor="dark1" w:val="000000"/>
         </w:rPr>
         <w:t>Anais eletrônicos</w:t>
       </w:r>
       <w:r>
         <w:rPr>
           <w:rFonts w:cs="Arial"/>
-          <w:color w:themeColor="text1" w:val="000000"/>
+          <w:color w:themeColor="dark1" w:val="000000"/>
         </w:rPr>
         <w:t>... Local: Editora, ano. Disponível em: &lt;http://www.url completa&gt;. Acesso em: 5 ago. 2015.</w:t>
       </w:r>
@@ -3335,18 +3825,18 @@
     <w:p>
       <w:pPr>
         <w:pStyle w:val="referncias"/>
-        <w:shd w:val="clear" w:color="auto" w:fill="FFFFFF"/>
-        <w:spacing w:lineRule="auto" w:line="360" w:beforeAutospacing="0" w:before="240" w:afterAutospacing="0" w:after="240"/>
+        <w:shd w:fill="FFFFFF" w:val="clear"/>
+        <w:spacing w:lineRule="auto" w:line="360" w:before="240" w:after="240"/>
         <w:jc w:val="both"/>
         <w:rPr>
           <w:rFonts w:cs="Arial"/>
-          <w:color w:themeColor="text1" w:val="000000"/>
-        </w:rPr>
-      </w:pPr>
-      <w:r>
-        <w:rPr>
-          <w:rFonts w:cs="Arial"/>
-          <w:color w:themeColor="text1" w:val="000000"/>
+          <w:color w:themeColor="dark1" w:val="000000"/>
+        </w:rPr>
+      </w:pPr>
+      <w:r>
+        <w:rPr>
+          <w:rFonts w:cs="Arial"/>
+          <w:color w:themeColor="dark1" w:val="000000"/>
         </w:rPr>
         <w:t>– </w:t>
       </w:r>
@@ -3354,7 +3844,7 @@
         <w:rPr>
           <w:rStyle w:val="Strong"/>
           <w:rFonts w:cs="Arial"/>
-          <w:color w:themeColor="text1" w:val="000000"/>
+          <w:color w:themeColor="dark1" w:val="000000"/>
         </w:rPr>
         <w:t>Artigos e/ou matéria de revista</w:t>
       </w:r>
@@ -3362,17 +3852,17 @@
     <w:p>
       <w:pPr>
         <w:pStyle w:val="referncias"/>
-        <w:shd w:val="clear" w:color="auto" w:fill="FFFFFF"/>
-        <w:spacing w:beforeAutospacing="0" w:before="240" w:afterAutospacing="0" w:after="240"/>
-        <w:rPr>
-          <w:rFonts w:cs="Arial"/>
-          <w:color w:themeColor="text1" w:val="000000"/>
-        </w:rPr>
-      </w:pPr>
-      <w:r>
-        <w:rPr>
-          <w:rFonts w:cs="Arial"/>
-          <w:color w:themeColor="text1" w:val="000000"/>
+        <w:shd w:fill="FFFFFF" w:val="clear"/>
+        <w:spacing w:before="240" w:after="240"/>
+        <w:rPr>
+          <w:rFonts w:cs="Arial"/>
+          <w:color w:themeColor="dark1" w:val="000000"/>
+        </w:rPr>
+      </w:pPr>
+      <w:r>
+        <w:rPr>
+          <w:rFonts w:cs="Arial"/>
+          <w:color w:themeColor="dark1" w:val="000000"/>
         </w:rPr>
         <w:t>FONTES, M. P. Título do artigo. </w:t>
       </w:r>
@@ -3380,14 +3870,14 @@
         <w:rPr>
           <w:rStyle w:val="Strong"/>
           <w:rFonts w:cs="Arial"/>
-          <w:color w:themeColor="text1" w:val="000000"/>
+          <w:color w:themeColor="dark1" w:val="000000"/>
         </w:rPr>
         <w:t>Título da publicação</w:t>
       </w:r>
       <w:r>
         <w:rPr>
           <w:rFonts w:cs="Arial"/>
-          <w:color w:themeColor="text1" w:val="000000"/>
+          <w:color w:themeColor="dark1" w:val="000000"/>
         </w:rPr>
         <w:t>, local, n. 1 (número da publicação), p. 4-8 (paginação inicial e final), jan. 2000 (data da publicação).</w:t>
       </w:r>
@@ -3395,76 +3885,71 @@
     <w:p>
       <w:pPr>
         <w:pStyle w:val="referncias"/>
-        <w:shd w:val="clear" w:color="auto" w:fill="FFFFFF"/>
-        <w:spacing w:lineRule="auto" w:line="360" w:beforeAutospacing="0" w:before="240" w:afterAutospacing="0" w:after="240"/>
+        <w:shd w:fill="FFFFFF" w:val="clear"/>
+        <w:spacing w:lineRule="auto" w:line="360" w:before="240" w:after="240"/>
         <w:jc w:val="both"/>
         <w:rPr>
+          <w:rFonts w:cs="Arial"/>
+          <w:color w:themeColor="dark1" w:val="000000"/>
+        </w:rPr>
+      </w:pPr>
+      <w:r>
+        <w:rPr>
+          <w:rFonts w:cs="Arial"/>
+          <w:color w:themeColor="dark1" w:val="000000"/>
+        </w:rPr>
+        <w:t>– </w:t>
+      </w:r>
+      <w:r>
+        <w:rPr>
           <w:rStyle w:val="Strong"/>
           <w:rFonts w:cs="Arial"/>
-          <w:color w:themeColor="text1" w:val="000000"/>
-        </w:rPr>
-      </w:pPr>
-      <w:r>
-        <w:rPr>
-          <w:rFonts w:cs="Arial"/>
-          <w:color w:themeColor="text1" w:val="000000"/>
-        </w:rPr>
-        <w:t>– </w:t>
+          <w:color w:themeColor="dark1" w:val="000000"/>
+        </w:rPr>
+        <w:t>Artigos on-line</w:t>
+      </w:r>
+    </w:p>
+    <w:p>
+      <w:pPr>
+        <w:pStyle w:val="referncias"/>
+        <w:shd w:fill="FFFFFF" w:val="clear"/>
+        <w:spacing w:before="240" w:after="240"/>
+        <w:rPr>
+          <w:color w:themeColor="dark1" w:val="000000"/>
+        </w:rPr>
+      </w:pPr>
+      <w:r>
+        <w:rPr>
+          <w:rFonts w:cs="Arial"/>
+          <w:color w:themeColor="dark1" w:val="000000"/>
+        </w:rPr>
+        <w:t>LIMA, D. A. Título do artigo. </w:t>
       </w:r>
       <w:r>
         <w:rPr>
           <w:rStyle w:val="Strong"/>
           <w:rFonts w:cs="Arial"/>
-          <w:color w:themeColor="text1" w:val="000000"/>
-        </w:rPr>
-        <w:t>Artigos on-line</w:t>
-      </w:r>
-    </w:p>
-    <w:p>
-      <w:pPr>
-        <w:pStyle w:val="referncias"/>
-        <w:shd w:val="clear" w:color="auto" w:fill="FFFFFF"/>
-        <w:spacing w:beforeAutospacing="0" w:before="240" w:afterAutospacing="0" w:after="240"/>
-        <w:rPr>
-          <w:color w:themeColor="text1" w:val="000000"/>
-        </w:rPr>
-      </w:pPr>
-      <w:r>
-        <w:rPr>
-          <w:rFonts w:cs="Arial"/>
-          <w:color w:themeColor="text1" w:val="000000"/>
-        </w:rPr>
-        <w:t>LIMA, D. A. Título do artigo. </w:t>
-      </w:r>
-      <w:r>
-        <w:rPr>
-          <w:rStyle w:val="Strong"/>
-          <w:rFonts w:cs="Arial"/>
-          <w:color w:themeColor="text1" w:val="000000"/>
+          <w:color w:themeColor="dark1" w:val="000000"/>
         </w:rPr>
         <w:t>Título da revista</w:t>
       </w:r>
       <w:r>
         <w:rPr>
           <w:rFonts w:cs="Arial"/>
-          <w:color w:themeColor="text1" w:val="000000"/>
+          <w:color w:themeColor="dark1" w:val="000000"/>
         </w:rPr>
         <w:t>. Local, numeração, ago. 2014 (data da publicação). Disponível em: &lt;http://www.url completa&gt;. Acesso em: 6 ju</w:t>
       </w:r>
       <w:r>
         <w:rPr>
-          <w:color w:themeColor="text1" w:val="000000"/>
+          <w:color w:themeColor="dark1" w:val="000000"/>
         </w:rPr>
         <w:t>l. 2015.</w:t>
       </w:r>
     </w:p>
     <w:sectPr>
-      <w:headerReference w:type="even" r:id="rId3"/>
-      <w:headerReference w:type="default" r:id="rId4"/>
-      <w:headerReference w:type="first" r:id="rId5"/>
-      <w:footerReference w:type="even" r:id="rId6"/>
-      <w:footerReference w:type="default" r:id="rId7"/>
-      <w:footerReference w:type="first" r:id="rId8"/>
+      <w:headerReference w:type="default" r:id="rId3"/>
+      <w:footerReference w:type="default" r:id="rId4"/>
       <w:type w:val="nextPage"/>
       <w:pgSz w:w="11906" w:h="16838"/>
       <w:pgMar w:left="1701" w:right="1701" w:gutter="0" w:header="709" w:top="1418" w:footer="709" w:bottom="1418"/>
@@ -3482,160 +3967,46 @@
   <w:p>
     <w:pPr>
       <w:pStyle w:val="Footer"/>
-      <w:rPr/>
+      <w:jc w:val="end"/>
+      <w:rPr>
+        <w:sz w:val="22"/>
+      </w:rPr>
     </w:pPr>
     <w:r>
-      <w:rPr/>
+      <w:rPr>
+        <w:sz w:val="22"/>
+      </w:rPr>
+      <w:fldChar w:fldCharType="begin"/>
+    </w:r>
+    <w:r>
+      <w:rPr>
+        <w:sz w:val="22"/>
+      </w:rPr>
+      <w:instrText xml:space="preserve"> PAGE </w:instrText>
+    </w:r>
+    <w:r>
+      <w:rPr>
+        <w:sz w:val="22"/>
+      </w:rPr>
+      <w:fldChar w:fldCharType="separate"/>
+    </w:r>
+    <w:r>
+      <w:rPr>
+        <w:sz w:val="22"/>
+      </w:rPr>
+      <w:t>7</w:t>
+    </w:r>
+    <w:r>
+      <w:rPr>
+        <w:sz w:val="22"/>
+      </w:rPr>
+      <w:fldChar w:fldCharType="end"/>
     </w:r>
   </w:p>
 </w:ftr>
 </file>
 
-<file path=word/footer2.xml><?xml version="1.0" encoding="utf-8"?>
-<w:ftr xmlns:o="urn:schemas-microsoft-com:office:office" xmlns:r="http://schemas.openxmlformats.org/officeDocument/2006/relationships" xmlns:v="urn:schemas-microsoft-com:vml" xmlns:w="http://schemas.openxmlformats.org/wordprocessingml/2006/main" xmlns:w10="urn:schemas-microsoft-com:office:word" xmlns:wp="http://schemas.openxmlformats.org/drawingml/2006/wordprocessingDrawing" xmlns:pic="http://schemas.openxmlformats.org/drawingml/2006/picture" xmlns:wps="http://schemas.microsoft.com/office/word/2010/wordprocessingShape" xmlns:wpg="http://schemas.microsoft.com/office/word/2010/wordprocessingGroup" xmlns:mc="http://schemas.openxmlformats.org/markup-compatibility/2006" xmlns:wp14="http://schemas.microsoft.com/office/word/2010/wordprocessingDrawing" xmlns:w14="http://schemas.microsoft.com/office/word/2010/wordml" xmlns:w15="http://schemas.microsoft.com/office/word/2012/wordml" mc:Ignorable="w14 wp14 w15">
-  <w:sdt>
-    <w:sdtPr>
-      <w:id w:val="-1049920510"/>
-      <w:docPartObj>
-        <w:docPartGallery w:val="Page Numbers (Bottom of Page)"/>
-        <w:docPartUnique w:val="true"/>
-      </w:docPartObj>
-    </w:sdtPr>
-    <w:sdtContent>
-      <w:p>
-        <w:pPr>
-          <w:pStyle w:val="Footer"/>
-          <w:jc w:val="end"/>
-          <w:rPr>
-            <w:sz w:val="22"/>
-          </w:rPr>
-        </w:pPr>
-        <w:r>
-          <w:rPr>
-            <w:sz w:val="22"/>
-          </w:rPr>
-          <w:fldChar w:fldCharType="begin"/>
-        </w:r>
-        <w:r>
-          <w:rPr>
-            <w:sz w:val="22"/>
-          </w:rPr>
-          <w:instrText xml:space="preserve"> PAGE </w:instrText>
-        </w:r>
-        <w:r>
-          <w:rPr>
-            <w:sz w:val="22"/>
-          </w:rPr>
-          <w:fldChar w:fldCharType="separate"/>
-        </w:r>
-        <w:r>
-          <w:rPr>
-            <w:sz w:val="22"/>
-          </w:rPr>
-          <w:t>7</w:t>
-        </w:r>
-        <w:r>
-          <w:rPr>
-            <w:sz w:val="22"/>
-          </w:rPr>
-          <w:fldChar w:fldCharType="end"/>
-        </w:r>
-      </w:p>
-    </w:sdtContent>
-  </w:sdt>
-</w:ftr>
-</file>
-
-<file path=word/footer3.xml><?xml version="1.0" encoding="utf-8"?>
-<w:ftr xmlns:o="urn:schemas-microsoft-com:office:office" xmlns:r="http://schemas.openxmlformats.org/officeDocument/2006/relationships" xmlns:v="urn:schemas-microsoft-com:vml" xmlns:w="http://schemas.openxmlformats.org/wordprocessingml/2006/main" xmlns:w10="urn:schemas-microsoft-com:office:word" xmlns:wp="http://schemas.openxmlformats.org/drawingml/2006/wordprocessingDrawing" xmlns:pic="http://schemas.openxmlformats.org/drawingml/2006/picture" xmlns:wps="http://schemas.microsoft.com/office/word/2010/wordprocessingShape" xmlns:wpg="http://schemas.microsoft.com/office/word/2010/wordprocessingGroup" xmlns:mc="http://schemas.openxmlformats.org/markup-compatibility/2006" xmlns:wp14="http://schemas.microsoft.com/office/word/2010/wordprocessingDrawing" xmlns:w14="http://schemas.microsoft.com/office/word/2010/wordml" xmlns:w15="http://schemas.microsoft.com/office/word/2012/wordml" mc:Ignorable="w14 wp14 w15">
-  <w:sdt>
-    <w:sdtPr>
-      <w:id w:val="-1049920510"/>
-      <w:docPartObj>
-        <w:docPartGallery w:val="Page Numbers (Bottom of Page)"/>
-        <w:docPartUnique w:val="true"/>
-      </w:docPartObj>
-    </w:sdtPr>
-    <w:sdtContent>
-      <w:p>
-        <w:pPr>
-          <w:pStyle w:val="Footer"/>
-          <w:jc w:val="end"/>
-          <w:rPr>
-            <w:sz w:val="22"/>
-          </w:rPr>
-        </w:pPr>
-        <w:r>
-          <w:rPr>
-            <w:sz w:val="22"/>
-          </w:rPr>
-          <w:fldChar w:fldCharType="begin"/>
-        </w:r>
-        <w:r>
-          <w:rPr>
-            <w:sz w:val="22"/>
-          </w:rPr>
-          <w:instrText xml:space="preserve"> PAGE </w:instrText>
-        </w:r>
-        <w:r>
-          <w:rPr>
-            <w:sz w:val="22"/>
-          </w:rPr>
-          <w:fldChar w:fldCharType="separate"/>
-        </w:r>
-        <w:r>
-          <w:rPr>
-            <w:sz w:val="22"/>
-          </w:rPr>
-          <w:t>7</w:t>
-        </w:r>
-        <w:r>
-          <w:rPr>
-            <w:sz w:val="22"/>
-          </w:rPr>
-          <w:fldChar w:fldCharType="end"/>
-        </w:r>
-      </w:p>
-    </w:sdtContent>
-  </w:sdt>
-</w:ftr>
-</file>
-
 <file path=word/header1.xml><?xml version="1.0" encoding="utf-8"?>
-<w:hdr xmlns:o="urn:schemas-microsoft-com:office:office" xmlns:r="http://schemas.openxmlformats.org/officeDocument/2006/relationships" xmlns:v="urn:schemas-microsoft-com:vml" xmlns:w="http://schemas.openxmlformats.org/wordprocessingml/2006/main" xmlns:w10="urn:schemas-microsoft-com:office:word" xmlns:wp="http://schemas.openxmlformats.org/drawingml/2006/wordprocessingDrawing" xmlns:pic="http://schemas.openxmlformats.org/drawingml/2006/picture" xmlns:wps="http://schemas.microsoft.com/office/word/2010/wordprocessingShape" xmlns:wpg="http://schemas.microsoft.com/office/word/2010/wordprocessingGroup" xmlns:mc="http://schemas.openxmlformats.org/markup-compatibility/2006" xmlns:wp14="http://schemas.microsoft.com/office/word/2010/wordprocessingDrawing" xmlns:w14="http://schemas.microsoft.com/office/word/2010/wordml" xmlns:w15="http://schemas.microsoft.com/office/word/2012/wordml" mc:Ignorable="w14 wp14 w15">
-  <w:p>
-    <w:pPr>
-      <w:pStyle w:val="Header"/>
-      <w:rPr/>
-    </w:pPr>
-    <w:r>
-      <w:rPr/>
-    </w:r>
-  </w:p>
-</w:hdr>
-</file>
-
-<file path=word/header2.xml><?xml version="1.0" encoding="utf-8"?>
-<w:hdr xmlns:o="urn:schemas-microsoft-com:office:office" xmlns:r="http://schemas.openxmlformats.org/officeDocument/2006/relationships" xmlns:v="urn:schemas-microsoft-com:vml" xmlns:w="http://schemas.openxmlformats.org/wordprocessingml/2006/main" xmlns:w10="urn:schemas-microsoft-com:office:word" xmlns:wp="http://schemas.openxmlformats.org/drawingml/2006/wordprocessingDrawing" xmlns:pic="http://schemas.openxmlformats.org/drawingml/2006/picture" xmlns:wps="http://schemas.microsoft.com/office/word/2010/wordprocessingShape" xmlns:wpg="http://schemas.microsoft.com/office/word/2010/wordprocessingGroup" xmlns:mc="http://schemas.openxmlformats.org/markup-compatibility/2006" xmlns:wp14="http://schemas.microsoft.com/office/word/2010/wordprocessingDrawing" xmlns:w14="http://schemas.microsoft.com/office/word/2010/wordml" xmlns:w15="http://schemas.microsoft.com/office/word/2012/wordml" mc:Ignorable="w14 wp14 w15">
-  <w:p>
-    <w:pPr>
-      <w:pStyle w:val="Header"/>
-      <w:tabs>
-        <w:tab w:val="clear" w:pos="4252"/>
-        <w:tab w:val="clear" w:pos="8504"/>
-        <w:tab w:val="left" w:pos="2819" w:leader="none"/>
-      </w:tabs>
-      <w:rPr/>
-    </w:pPr>
-    <w:r>
-      <w:rPr/>
-      <w:tab/>
-    </w:r>
-  </w:p>
-</w:hdr>
-</file>
-
-<file path=word/header3.xml><?xml version="1.0" encoding="utf-8"?>
 <w:hdr xmlns:o="urn:schemas-microsoft-com:office:office" xmlns:r="http://schemas.openxmlformats.org/officeDocument/2006/relationships" xmlns:v="urn:schemas-microsoft-com:vml" xmlns:w="http://schemas.openxmlformats.org/wordprocessingml/2006/main" xmlns:w10="urn:schemas-microsoft-com:office:word" xmlns:wp="http://schemas.openxmlformats.org/drawingml/2006/wordprocessingDrawing" xmlns:pic="http://schemas.openxmlformats.org/drawingml/2006/picture" xmlns:wps="http://schemas.microsoft.com/office/word/2010/wordprocessingShape" xmlns:wpg="http://schemas.microsoft.com/office/word/2010/wordprocessingGroup" xmlns:mc="http://schemas.openxmlformats.org/markup-compatibility/2006" xmlns:wp14="http://schemas.microsoft.com/office/word/2010/wordprocessingDrawing" xmlns:w14="http://schemas.microsoft.com/office/word/2010/wordml" xmlns:w15="http://schemas.microsoft.com/office/word/2012/wordml" mc:Ignorable="w14 wp14 w15">
   <w:p>
     <w:pPr>
@@ -4055,7 +4426,7 @@
       <w:start w:val="1"/>
       <w:numFmt w:val="none"/>
       <w:suff w:val="nothing"/>
-      <w:lvlText w:val=""/>
+      <w:lvlText w:val="%1"/>
       <w:lvlJc w:val="start"/>
       <w:pPr>
         <w:tabs>
@@ -4068,7 +4439,7 @@
       <w:start w:val="1"/>
       <w:numFmt w:val="none"/>
       <w:suff w:val="nothing"/>
-      <w:lvlText w:val=""/>
+      <w:lvlText w:val="%2"/>
       <w:lvlJc w:val="start"/>
       <w:pPr>
         <w:tabs>
@@ -4081,7 +4452,7 @@
       <w:start w:val="1"/>
       <w:numFmt w:val="none"/>
       <w:suff w:val="nothing"/>
-      <w:lvlText w:val=""/>
+      <w:lvlText w:val="%3"/>
       <w:lvlJc w:val="start"/>
       <w:pPr>
         <w:tabs>
@@ -4094,7 +4465,7 @@
       <w:start w:val="1"/>
       <w:numFmt w:val="none"/>
       <w:suff w:val="nothing"/>
-      <w:lvlText w:val=""/>
+      <w:lvlText w:val="%4"/>
       <w:lvlJc w:val="start"/>
       <w:pPr>
         <w:tabs>
@@ -4107,7 +4478,7 @@
       <w:start w:val="1"/>
       <w:numFmt w:val="none"/>
       <w:suff w:val="nothing"/>
-      <w:lvlText w:val=""/>
+      <w:lvlText w:val="%5"/>
       <w:lvlJc w:val="start"/>
       <w:pPr>
         <w:tabs>
@@ -4120,7 +4491,7 @@
       <w:start w:val="1"/>
       <w:numFmt w:val="none"/>
       <w:suff w:val="nothing"/>
-      <w:lvlText w:val=""/>
+      <w:lvlText w:val="%6"/>
       <w:lvlJc w:val="start"/>
       <w:pPr>
         <w:tabs>
@@ -4133,7 +4504,7 @@
       <w:start w:val="1"/>
       <w:numFmt w:val="none"/>
       <w:suff w:val="nothing"/>
-      <w:lvlText w:val=""/>
+      <w:lvlText w:val="%7"/>
       <w:lvlJc w:val="start"/>
       <w:pPr>
         <w:tabs>
@@ -4146,7 +4517,7 @@
       <w:start w:val="1"/>
       <w:numFmt w:val="none"/>
       <w:suff w:val="nothing"/>
-      <w:lvlText w:val=""/>
+      <w:lvlText w:val="%8"/>
       <w:lvlJc w:val="start"/>
       <w:pPr>
         <w:tabs>
@@ -4159,7 +4530,7 @@
       <w:start w:val="1"/>
       <w:numFmt w:val="none"/>
       <w:suff w:val="nothing"/>
-      <w:lvlText w:val=""/>
+      <w:lvlText w:val="%9"/>
       <w:lvlJc w:val="start"/>
       <w:pPr>
         <w:tabs>
@@ -4199,149 +4570,15 @@
       </w:pPr>
     </w:pPrDefault>
   </w:docDefaults>
-  <w:latentStyles w:defLockedState="0" w:defUIPriority="0" w:defSemiHidden="1" w:defUnhideWhenUsed="1" w:defQFormat="0" w:count="267">
-    <w:lsdException w:name="Normal" w:semiHidden="0" w:unhideWhenUsed="0" w:qFormat="1"/>
-    <w:lsdException w:name="heading 1" w:semiHidden="0" w:unhideWhenUsed="0" w:qFormat="1"/>
-    <w:lsdException w:name="heading 2" w:qFormat="1"/>
-    <w:lsdException w:name="heading 3" w:qFormat="1"/>
-    <w:lsdException w:name="heading 4" w:qFormat="1"/>
-    <w:lsdException w:name="heading 5" w:qFormat="1"/>
-    <w:lsdException w:name="heading 6" w:qFormat="1"/>
-    <w:lsdException w:name="heading 7" w:qFormat="1"/>
-    <w:lsdException w:name="heading 8" w:qFormat="1"/>
-    <w:lsdException w:name="heading 9" w:qFormat="1"/>
-    <w:lsdException w:name="header" w:uiPriority="99"/>
-    <w:lsdException w:name="footer" w:uiPriority="99"/>
-    <w:lsdException w:name="caption" w:qFormat="1"/>
-    <w:lsdException w:name="List Number" w:semiHidden="0" w:unhideWhenUsed="0"/>
-    <w:lsdException w:name="List 4" w:semiHidden="0" w:unhideWhenUsed="0"/>
-    <w:lsdException w:name="List 5" w:semiHidden="0" w:unhideWhenUsed="0"/>
-    <w:lsdException w:name="Title" w:semiHidden="0" w:unhideWhenUsed="0" w:qFormat="1"/>
-    <w:lsdException w:name="Subtitle" w:semiHidden="0" w:unhideWhenUsed="0" w:qFormat="1"/>
-    <w:lsdException w:name="Salutation" w:semiHidden="0" w:unhideWhenUsed="0"/>
-    <w:lsdException w:name="Date" w:semiHidden="0" w:unhideWhenUsed="0"/>
-    <w:lsdException w:name="Body Text First Indent" w:semiHidden="0" w:unhideWhenUsed="0"/>
-    <w:lsdException w:name="Strong" w:uiPriority="22" w:semiHidden="0" w:unhideWhenUsed="0" w:qFormat="1"/>
-    <w:lsdException w:name="Emphasis" w:semiHidden="0" w:unhideWhenUsed="0" w:qFormat="1"/>
-    <w:lsdException w:name="Table Grid" w:semiHidden="0" w:unhideWhenUsed="0"/>
-    <w:lsdException w:name="Placeholder Text" w:uiPriority="99" w:unhideWhenUsed="0"/>
-    <w:lsdException w:name="No Spacing" w:uiPriority="1" w:semiHidden="0" w:unhideWhenUsed="0" w:qFormat="1"/>
-    <w:lsdException w:name="Light Shading" w:uiPriority="60" w:semiHidden="0" w:unhideWhenUsed="0"/>
-    <w:lsdException w:name="Light List" w:uiPriority="61" w:semiHidden="0" w:unhideWhenUsed="0"/>
-    <w:lsdException w:name="Light Grid" w:uiPriority="62" w:semiHidden="0" w:unhideWhenUsed="0"/>
-    <w:lsdException w:name="Medium Shading 1" w:uiPriority="63" w:semiHidden="0" w:unhideWhenUsed="0"/>
-    <w:lsdException w:name="Medium Shading 2" w:uiPriority="64" w:semiHidden="0" w:unhideWhenUsed="0"/>
-    <w:lsdException w:name="Medium List 1" w:uiPriority="65" w:semiHidden="0" w:unhideWhenUsed="0"/>
-    <w:lsdException w:name="Medium List 2" w:uiPriority="66" w:semiHidden="0" w:unhideWhenUsed="0"/>
-    <w:lsdException w:name="Medium Grid 1" w:uiPriority="67" w:semiHidden="0" w:unhideWhenUsed="0"/>
-    <w:lsdException w:name="Medium Grid 2" w:uiPriority="68" w:semiHidden="0" w:unhideWhenUsed="0"/>
-    <w:lsdException w:name="Medium Grid 3" w:uiPriority="69" w:semiHidden="0" w:unhideWhenUsed="0"/>
-    <w:lsdException w:name="Dark List" w:uiPriority="70" w:semiHidden="0" w:unhideWhenUsed="0"/>
-    <w:lsdException w:name="Colorful Shading" w:uiPriority="71" w:semiHidden="0" w:unhideWhenUsed="0"/>
-    <w:lsdException w:name="Colorful List" w:uiPriority="72" w:semiHidden="0" w:unhideWhenUsed="0"/>
-    <w:lsdException w:name="Colorful Grid" w:uiPriority="73" w:semiHidden="0" w:unhideWhenUsed="0"/>
-    <w:lsdException w:name="Light Shading Accent 1" w:uiPriority="60" w:semiHidden="0" w:unhideWhenUsed="0"/>
-    <w:lsdException w:name="Light List Accent 1" w:uiPriority="61" w:semiHidden="0" w:unhideWhenUsed="0"/>
-    <w:lsdException w:name="Light Grid Accent 1" w:uiPriority="62" w:semiHidden="0" w:unhideWhenUsed="0"/>
-    <w:lsdException w:name="Medium Shading 1 Accent 1" w:uiPriority="63" w:semiHidden="0" w:unhideWhenUsed="0"/>
-    <w:lsdException w:name="Medium Shading 2 Accent 1" w:uiPriority="64" w:semiHidden="0" w:unhideWhenUsed="0"/>
-    <w:lsdException w:name="Medium List 1 Accent 1" w:uiPriority="65" w:semiHidden="0" w:unhideWhenUsed="0"/>
-    <w:lsdException w:name="Revision" w:uiPriority="99" w:unhideWhenUsed="0"/>
-    <w:lsdException w:name="List Paragraph" w:uiPriority="34" w:semiHidden="0" w:unhideWhenUsed="0" w:qFormat="1"/>
-    <w:lsdException w:name="Quote" w:uiPriority="29" w:semiHidden="0" w:unhideWhenUsed="0" w:qFormat="1"/>
-    <w:lsdException w:name="Intense Quote" w:uiPriority="30" w:semiHidden="0" w:unhideWhenUsed="0" w:qFormat="1"/>
-    <w:lsdException w:name="Medium List 2 Accent 1" w:uiPriority="66" w:semiHidden="0" w:unhideWhenUsed="0"/>
-    <w:lsdException w:name="Medium Grid 1 Accent 1" w:uiPriority="67" w:semiHidden="0" w:unhideWhenUsed="0"/>
-    <w:lsdException w:name="Medium Grid 2 Accent 1" w:uiPriority="68" w:semiHidden="0" w:unhideWhenUsed="0"/>
-    <w:lsdException w:name="Medium Grid 3 Accent 1" w:uiPriority="69" w:semiHidden="0" w:unhideWhenUsed="0"/>
-    <w:lsdException w:name="Dark List Accent 1" w:uiPriority="70" w:semiHidden="0" w:unhideWhenUsed="0"/>
-    <w:lsdException w:name="Colorful Shading Accent 1" w:uiPriority="71" w:semiHidden="0" w:unhideWhenUsed="0"/>
-    <w:lsdException w:name="Colorful List Accent 1" w:uiPriority="72" w:semiHidden="0" w:unhideWhenUsed="0"/>
-    <w:lsdException w:name="Colorful Grid Accent 1" w:uiPriority="73" w:semiHidden="0" w:unhideWhenUsed="0"/>
-    <w:lsdException w:name="Light Shading Accent 2" w:uiPriority="60" w:semiHidden="0" w:unhideWhenUsed="0"/>
-    <w:lsdException w:name="Light List Accent 2" w:uiPriority="61" w:semiHidden="0" w:unhideWhenUsed="0"/>
-    <w:lsdException w:name="Light Grid Accent 2" w:uiPriority="62" w:semiHidden="0" w:unhideWhenUsed="0"/>
-    <w:lsdException w:name="Medium Shading 1 Accent 2" w:uiPriority="63" w:semiHidden="0" w:unhideWhenUsed="0"/>
-    <w:lsdException w:name="Medium Shading 2 Accent 2" w:uiPriority="64" w:semiHidden="0" w:unhideWhenUsed="0"/>
-    <w:lsdException w:name="Medium List 1 Accent 2" w:uiPriority="65" w:semiHidden="0" w:unhideWhenUsed="0"/>
-    <w:lsdException w:name="Medium List 2 Accent 2" w:uiPriority="66" w:semiHidden="0" w:unhideWhenUsed="0"/>
-    <w:lsdException w:name="Medium Grid 1 Accent 2" w:uiPriority="67" w:semiHidden="0" w:unhideWhenUsed="0"/>
-    <w:lsdException w:name="Medium Grid 2 Accent 2" w:uiPriority="68" w:semiHidden="0" w:unhideWhenUsed="0"/>
-    <w:lsdException w:name="Medium Grid 3 Accent 2" w:uiPriority="69" w:semiHidden="0" w:unhideWhenUsed="0"/>
-    <w:lsdException w:name="Dark List Accent 2" w:uiPriority="70" w:semiHidden="0" w:unhideWhenUsed="0"/>
-    <w:lsdException w:name="Colorful Shading Accent 2" w:uiPriority="71" w:semiHidden="0" w:unhideWhenUsed="0"/>
-    <w:lsdException w:name="Colorful List Accent 2" w:uiPriority="72" w:semiHidden="0" w:unhideWhenUsed="0"/>
-    <w:lsdException w:name="Colorful Grid Accent 2" w:uiPriority="73" w:semiHidden="0" w:unhideWhenUsed="0"/>
-    <w:lsdException w:name="Light Shading Accent 3" w:uiPriority="60" w:semiHidden="0" w:unhideWhenUsed="0"/>
-    <w:lsdException w:name="Light List Accent 3" w:uiPriority="61" w:semiHidden="0" w:unhideWhenUsed="0"/>
-    <w:lsdException w:name="Light Grid Accent 3" w:uiPriority="62" w:semiHidden="0" w:unhideWhenUsed="0"/>
-    <w:lsdException w:name="Medium Shading 1 Accent 3" w:uiPriority="63" w:semiHidden="0" w:unhideWhenUsed="0"/>
-    <w:lsdException w:name="Medium Shading 2 Accent 3" w:uiPriority="64" w:semiHidden="0" w:unhideWhenUsed="0"/>
-    <w:lsdException w:name="Medium List 1 Accent 3" w:uiPriority="65" w:semiHidden="0" w:unhideWhenUsed="0"/>
-    <w:lsdException w:name="Medium List 2 Accent 3" w:uiPriority="66" w:semiHidden="0" w:unhideWhenUsed="0"/>
-    <w:lsdException w:name="Medium Grid 1 Accent 3" w:uiPriority="67" w:semiHidden="0" w:unhideWhenUsed="0"/>
-    <w:lsdException w:name="Medium Grid 2 Accent 3" w:uiPriority="68" w:semiHidden="0" w:unhideWhenUsed="0"/>
-    <w:lsdException w:name="Medium Grid 3 Accent 3" w:uiPriority="69" w:semiHidden="0" w:unhideWhenUsed="0"/>
-    <w:lsdException w:name="Dark List Accent 3" w:uiPriority="70" w:semiHidden="0" w:unhideWhenUsed="0"/>
-    <w:lsdException w:name="Colorful Shading Accent 3" w:uiPriority="71" w:semiHidden="0" w:unhideWhenUsed="0"/>
-    <w:lsdException w:name="Colorful List Accent 3" w:uiPriority="72" w:semiHidden="0" w:unhideWhenUsed="0"/>
-    <w:lsdException w:name="Colorful Grid Accent 3" w:uiPriority="73" w:semiHidden="0" w:unhideWhenUsed="0"/>
-    <w:lsdException w:name="Light Shading Accent 4" w:uiPriority="60" w:semiHidden="0" w:unhideWhenUsed="0"/>
-    <w:lsdException w:name="Light List Accent 4" w:uiPriority="61" w:semiHidden="0" w:unhideWhenUsed="0"/>
-    <w:lsdException w:name="Light Grid Accent 4" w:uiPriority="62" w:semiHidden="0" w:unhideWhenUsed="0"/>
-    <w:lsdException w:name="Medium Shading 1 Accent 4" w:uiPriority="63" w:semiHidden="0" w:unhideWhenUsed="0"/>
-    <w:lsdException w:name="Medium Shading 2 Accent 4" w:uiPriority="64" w:semiHidden="0" w:unhideWhenUsed="0"/>
-    <w:lsdException w:name="Medium List 1 Accent 4" w:uiPriority="65" w:semiHidden="0" w:unhideWhenUsed="0"/>
-    <w:lsdException w:name="Medium List 2 Accent 4" w:uiPriority="66" w:semiHidden="0" w:unhideWhenUsed="0"/>
-    <w:lsdException w:name="Medium Grid 1 Accent 4" w:uiPriority="67" w:semiHidden="0" w:unhideWhenUsed="0"/>
-    <w:lsdException w:name="Medium Grid 2 Accent 4" w:uiPriority="68" w:semiHidden="0" w:unhideWhenUsed="0"/>
-    <w:lsdException w:name="Medium Grid 3 Accent 4" w:uiPriority="69" w:semiHidden="0" w:unhideWhenUsed="0"/>
-    <w:lsdException w:name="Dark List Accent 4" w:uiPriority="70" w:semiHidden="0" w:unhideWhenUsed="0"/>
-    <w:lsdException w:name="Colorful Shading Accent 4" w:uiPriority="71" w:semiHidden="0" w:unhideWhenUsed="0"/>
-    <w:lsdException w:name="Colorful List Accent 4" w:uiPriority="72" w:semiHidden="0" w:unhideWhenUsed="0"/>
-    <w:lsdException w:name="Colorful Grid Accent 4" w:uiPriority="73" w:semiHidden="0" w:unhideWhenUsed="0"/>
-    <w:lsdException w:name="Light Shading Accent 5" w:uiPriority="60" w:semiHidden="0" w:unhideWhenUsed="0"/>
-    <w:lsdException w:name="Light List Accent 5" w:uiPriority="61" w:semiHidden="0" w:unhideWhenUsed="0"/>
-    <w:lsdException w:name="Light Grid Accent 5" w:uiPriority="62" w:semiHidden="0" w:unhideWhenUsed="0"/>
-    <w:lsdException w:name="Medium Shading 1 Accent 5" w:uiPriority="63" w:semiHidden="0" w:unhideWhenUsed="0"/>
-    <w:lsdException w:name="Medium Shading 2 Accent 5" w:uiPriority="64" w:semiHidden="0" w:unhideWhenUsed="0"/>
-    <w:lsdException w:name="Medium List 1 Accent 5" w:uiPriority="65" w:semiHidden="0" w:unhideWhenUsed="0"/>
-    <w:lsdException w:name="Medium List 2 Accent 5" w:uiPriority="66" w:semiHidden="0" w:unhideWhenUsed="0"/>
-    <w:lsdException w:name="Medium Grid 1 Accent 5" w:uiPriority="67" w:semiHidden="0" w:unhideWhenUsed="0"/>
-    <w:lsdException w:name="Medium Grid 2 Accent 5" w:uiPriority="68" w:semiHidden="0" w:unhideWhenUsed="0"/>
-    <w:lsdException w:name="Medium Grid 3 Accent 5" w:uiPriority="69" w:semiHidden="0" w:unhideWhenUsed="0"/>
-    <w:lsdException w:name="Dark List Accent 5" w:uiPriority="70" w:semiHidden="0" w:unhideWhenUsed="0"/>
-    <w:lsdException w:name="Colorful Shading Accent 5" w:uiPriority="71" w:semiHidden="0" w:unhideWhenUsed="0"/>
-    <w:lsdException w:name="Colorful List Accent 5" w:uiPriority="72" w:semiHidden="0" w:unhideWhenUsed="0"/>
-    <w:lsdException w:name="Colorful Grid Accent 5" w:uiPriority="73" w:semiHidden="0" w:unhideWhenUsed="0"/>
-    <w:lsdException w:name="Light Shading Accent 6" w:uiPriority="60" w:semiHidden="0" w:unhideWhenUsed="0"/>
-    <w:lsdException w:name="Light List Accent 6" w:uiPriority="61" w:semiHidden="0" w:unhideWhenUsed="0"/>
-    <w:lsdException w:name="Light Grid Accent 6" w:uiPriority="62" w:semiHidden="0" w:unhideWhenUsed="0"/>
-    <w:lsdException w:name="Medium Shading 1 Accent 6" w:uiPriority="63" w:semiHidden="0" w:unhideWhenUsed="0"/>
-    <w:lsdException w:name="Medium Shading 2 Accent 6" w:uiPriority="64" w:semiHidden="0" w:unhideWhenUsed="0"/>
-    <w:lsdException w:name="Medium List 1 Accent 6" w:uiPriority="65" w:semiHidden="0" w:unhideWhenUsed="0"/>
-    <w:lsdException w:name="Medium List 2 Accent 6" w:uiPriority="66" w:semiHidden="0" w:unhideWhenUsed="0"/>
-    <w:lsdException w:name="Medium Grid 1 Accent 6" w:uiPriority="67" w:semiHidden="0" w:unhideWhenUsed="0"/>
-    <w:lsdException w:name="Medium Grid 2 Accent 6" w:uiPriority="68" w:semiHidden="0" w:unhideWhenUsed="0"/>
-    <w:lsdException w:name="Medium Grid 3 Accent 6" w:uiPriority="69" w:semiHidden="0" w:unhideWhenUsed="0"/>
-    <w:lsdException w:name="Dark List Accent 6" w:uiPriority="70" w:semiHidden="0" w:unhideWhenUsed="0"/>
-    <w:lsdException w:name="Colorful Shading Accent 6" w:uiPriority="71" w:semiHidden="0" w:unhideWhenUsed="0"/>
-    <w:lsdException w:name="Colorful List Accent 6" w:uiPriority="72" w:semiHidden="0" w:unhideWhenUsed="0"/>
-    <w:lsdException w:name="Colorful Grid Accent 6" w:uiPriority="73" w:semiHidden="0" w:unhideWhenUsed="0"/>
-    <w:lsdException w:name="Subtle Emphasis" w:uiPriority="19" w:semiHidden="0" w:unhideWhenUsed="0" w:qFormat="1"/>
-    <w:lsdException w:name="Intense Emphasis" w:uiPriority="21" w:semiHidden="0" w:unhideWhenUsed="0" w:qFormat="1"/>
-    <w:lsdException w:name="Subtle Reference" w:uiPriority="31" w:semiHidden="0" w:unhideWhenUsed="0" w:qFormat="1"/>
-    <w:lsdException w:name="Intense Reference" w:uiPriority="32" w:semiHidden="0" w:unhideWhenUsed="0" w:qFormat="1"/>
-    <w:lsdException w:name="Book Title" w:uiPriority="33" w:semiHidden="0" w:unhideWhenUsed="0" w:qFormat="1"/>
-    <w:lsdException w:name="Bibliography" w:uiPriority="37"/>
-    <w:lsdException w:name="TOC Heading" w:uiPriority="39" w:qFormat="1"/>
-  </w:latentStyles>
-  <w:style w:type="paragraph" w:styleId="Normal" w:default="1">
+  <w:style w:type="paragraph" w:styleId="Normal">
     <w:name w:val="Normal"/>
     <w:qFormat/>
-    <w:rsid w:val="006c3c17"/>
     <w:pPr>
       <w:widowControl/>
+      <w:suppressAutoHyphens w:val="true"/>
+      <w:kinsoku w:val="true"/>
+      <w:overflowPunct w:val="true"/>
+      <w:autoSpaceDE w:val="true"/>
       <w:bidi w:val="0"/>
       <w:spacing w:before="0" w:after="0"/>
       <w:jc w:val="start"/>
@@ -4355,69 +4592,58 @@
       <w:lang w:val="pt-PT" w:eastAsia="pt-BR" w:bidi="ar-SA"/>
     </w:rPr>
   </w:style>
-  <w:style w:type="character" w:styleId="DefaultParagraphFont" w:default="1">
+  <w:style w:type="character" w:styleId="DefaultParagraphFont">
     <w:name w:val="Default Paragraph Font"/>
-    <w:uiPriority w:val="1"/>
-    <w:semiHidden/>
-    <w:unhideWhenUsed/>
     <w:qFormat/>
     <w:rPr/>
   </w:style>
   <w:style w:type="character" w:styleId="Hyperlink">
     <w:name w:val="Hyperlink"/>
     <w:basedOn w:val="DefaultParagraphFont"/>
-    <w:rsid w:val="005f4664"/>
     <w:rPr>
       <w:color w:val="0000FF"/>
       <w:u w:val="single"/>
     </w:rPr>
   </w:style>
-  <w:style w:type="character" w:styleId="hps" w:customStyle="1">
+  <w:style w:type="character" w:styleId="hps">
     <w:name w:val="hps"/>
     <w:basedOn w:val="DefaultParagraphFont"/>
     <w:qFormat/>
-    <w:rsid w:val="000e374d"/>
     <w:rPr/>
   </w:style>
-  <w:style w:type="character" w:styleId="shorttext" w:customStyle="1">
+  <w:style w:type="character" w:styleId="shorttext">
     <w:name w:val="short_text"/>
     <w:basedOn w:val="DefaultParagraphFont"/>
     <w:qFormat/>
-    <w:rsid w:val="000e374d"/>
     <w:rPr/>
   </w:style>
-  <w:style w:type="character" w:styleId="CabealhoChar" w:customStyle="1">
+  <w:style w:type="character" w:styleId="CabealhoChar">
     <w:name w:val="Cabeçalho Char"/>
     <w:basedOn w:val="DefaultParagraphFont"/>
     <w:link w:val="Header"/>
-    <w:uiPriority w:val="99"/>
     <w:qFormat/>
-    <w:rsid w:val="00751b7c"/>
     <w:rPr>
       <w:sz w:val="24"/>
       <w:szCs w:val="24"/>
       <w:lang w:val="pt-PT"/>
     </w:rPr>
   </w:style>
-  <w:style w:type="character" w:styleId="RodapChar" w:customStyle="1">
+  <w:style w:type="character" w:styleId="RodapChar">
     <w:name w:val="Rodapé Char"/>
     <w:basedOn w:val="DefaultParagraphFont"/>
     <w:link w:val="Footer"/>
-    <w:uiPriority w:val="99"/>
     <w:qFormat/>
-    <w:rsid w:val="00751b7c"/>
     <w:rPr>
       <w:sz w:val="24"/>
       <w:szCs w:val="24"/>
       <w:lang w:val="pt-PT"/>
     </w:rPr>
   </w:style>
-  <w:style w:type="character" w:styleId="TextodebaloChar" w:customStyle="1">
+  <w:style w:type="character" w:styleId="TextodebaloChar">
     <w:name w:val="Texto de balão Char"/>
     <w:basedOn w:val="DefaultParagraphFont"/>
     <w:link w:val="BalloonText"/>
     <w:qFormat/>
-    <w:rsid w:val="007b7ea0"/>
     <w:rPr>
       <w:rFonts w:ascii="Tahoma" w:hAnsi="Tahoma" w:cs="Tahoma"/>
       <w:sz w:val="16"/>
@@ -4425,21 +4651,26 @@
       <w:lang w:val="pt-PT"/>
     </w:rPr>
   </w:style>
-  <w:style w:type="character" w:styleId="TextodenotaderodapChar" w:customStyle="1">
+  <w:style w:type="character" w:styleId="TextodenotaderodapChar">
     <w:name w:val="Texto de nota de rodapé Char"/>
     <w:basedOn w:val="DefaultParagraphFont"/>
     <w:link w:val="FootnoteText"/>
     <w:qFormat/>
-    <w:rsid w:val="00e406d6"/>
     <w:rPr>
       <w:lang w:val="pt-PT"/>
     </w:rPr>
   </w:style>
+  <w:style w:type="character" w:styleId="FootnoteCharactersuser">
+    <w:name w:val="Footnote Characters (user)"/>
+    <w:basedOn w:val="DefaultParagraphFont"/>
+    <w:qFormat/>
+    <w:rPr>
+      <w:vertAlign w:val="superscript"/>
+    </w:rPr>
+  </w:style>
   <w:style w:type="character" w:styleId="FootnoteCharacters">
     <w:name w:val="Footnote Characters"/>
-    <w:basedOn w:val="DefaultParagraphFont"/>
     <w:qFormat/>
-    <w:rsid w:val="00e406d6"/>
     <w:rPr>
       <w:vertAlign w:val="superscript"/>
     </w:rPr>
@@ -4450,21 +4681,26 @@
       <w:vertAlign w:val="superscript"/>
     </w:rPr>
   </w:style>
-  <w:style w:type="character" w:styleId="TextodenotadefimChar" w:customStyle="1">
+  <w:style w:type="character" w:styleId="TextodenotadefimChar">
     <w:name w:val="Texto de nota de fim Char"/>
     <w:basedOn w:val="DefaultParagraphFont"/>
     <w:link w:val="EndnoteText"/>
     <w:qFormat/>
-    <w:rsid w:val="00e406d6"/>
     <w:rPr>
       <w:lang w:val="pt-PT"/>
     </w:rPr>
   </w:style>
+  <w:style w:type="character" w:styleId="EndnoteCharactersuser">
+    <w:name w:val="Endnote Characters (user)"/>
+    <w:basedOn w:val="DefaultParagraphFont"/>
+    <w:qFormat/>
+    <w:rPr>
+      <w:vertAlign w:val="superscript"/>
+    </w:rPr>
+  </w:style>
   <w:style w:type="character" w:styleId="EndnoteCharacters">
     <w:name w:val="Endnote Characters"/>
-    <w:basedOn w:val="DefaultParagraphFont"/>
     <w:qFormat/>
-    <w:rsid w:val="00e406d6"/>
     <w:rPr>
       <w:vertAlign w:val="superscript"/>
     </w:rPr>
@@ -4475,32 +4711,29 @@
       <w:vertAlign w:val="superscript"/>
     </w:rPr>
   </w:style>
-  <w:style w:type="character" w:styleId="CitaoChar" w:customStyle="1">
+  <w:style w:type="character" w:styleId="CitaoChar">
     <w:name w:val="Citação Char"/>
     <w:basedOn w:val="DefaultParagraphFont"/>
     <w:link w:val="Quote"/>
-    <w:uiPriority w:val="29"/>
     <w:qFormat/>
-    <w:rsid w:val="008f7587"/>
     <w:rPr>
       <w:i/>
       <w:iCs/>
-      <w:color w:themeColor="text1" w:val="000000"/>
+      <w:color w:themeColor="dark1" w:val="000000"/>
       <w:sz w:val="24"/>
       <w:szCs w:val="24"/>
       <w:lang w:val="pt-PT"/>
     </w:rPr>
   </w:style>
-  <w:style w:type="character" w:styleId="CEAVIcitacaolongaChar" w:customStyle="1">
+  <w:style w:type="character" w:styleId="CEAVIcitacaolongaChar">
     <w:name w:val="CEAVI_citacao_longa Char"/>
     <w:basedOn w:val="CitaoChar"/>
     <w:link w:val="CEAVIcitacaolonga"/>
     <w:qFormat/>
-    <w:rsid w:val="008f7587"/>
     <w:rPr>
       <w:i/>
       <w:iCs/>
-      <w:color w:themeColor="text1" w:val="000000"/>
+      <w:color w:themeColor="dark1" w:val="000000"/>
       <w:sz w:val="24"/>
       <w:szCs w:val="24"/>
       <w:lang w:val="pt-PT"/>
@@ -4509,54 +4742,48 @@
   <w:style w:type="character" w:styleId="Strong">
     <w:name w:val="Strong"/>
     <w:basedOn w:val="DefaultParagraphFont"/>
-    <w:uiPriority w:val="22"/>
     <w:qFormat/>
-    <w:rsid w:val="00b4695b"/>
     <w:rPr>
       <w:b/>
       <w:bCs/>
     </w:rPr>
   </w:style>
-  <w:style w:type="character" w:styleId="apple-converted-space" w:customStyle="1">
+  <w:style w:type="character" w:styleId="apple-converted-space">
     <w:name w:val="apple-converted-space"/>
     <w:basedOn w:val="DefaultParagraphFont"/>
     <w:qFormat/>
-    <w:rsid w:val="004e3109"/>
     <w:rPr/>
   </w:style>
-  <w:style w:type="character" w:styleId="CEAVIPARAGRAFOChar" w:customStyle="1">
+  <w:style w:type="character" w:styleId="CEAVIPARAGRAFOChar">
     <w:name w:val="CEAVI: PARAGRAFO Char"/>
     <w:basedOn w:val="DefaultParagraphFont"/>
     <w:link w:val="CEAVIPARAGRAFO"/>
     <w:qFormat/>
-    <w:rsid w:val="006c3c17"/>
     <w:rPr>
       <w:sz w:val="24"/>
       <w:szCs w:val="24"/>
       <w:lang w:val="pt-PT"/>
     </w:rPr>
   </w:style>
-  <w:style w:type="character" w:styleId="CEAVIPRIMEIROPARAGRAFOChar" w:customStyle="1">
+  <w:style w:type="character" w:styleId="CEAVIPRIMEIROPARAGRAFOChar">
     <w:name w:val="CEAVI: PRIMEIRO PARAGRAFO Char"/>
     <w:basedOn w:val="CEAVIPARAGRAFOChar"/>
     <w:link w:val="CEAVIPRIMEIROPARAGRAFO"/>
     <w:qFormat/>
-    <w:rsid w:val="006c3c17"/>
     <w:rPr>
       <w:sz w:val="24"/>
       <w:szCs w:val="24"/>
       <w:lang w:val="pt-PT"/>
     </w:rPr>
   </w:style>
-  <w:style w:type="character" w:styleId="TextoChar" w:customStyle="1">
+  <w:style w:type="character" w:styleId="TextoChar">
     <w:name w:val="Texto Char"/>
     <w:basedOn w:val="CEAVIPRIMEIROPARAGRAFOChar"/>
     <w:link w:val="Texto"/>
     <w:qFormat/>
-    <w:rsid w:val="006c3c17"/>
     <w:rPr>
       <w:rFonts w:ascii="Arial" w:hAnsi="Arial" w:cs="Arial"/>
-      <w:color w:themeColor="text1" w:val="000000"/>
+      <w:color w:themeColor="dark1" w:val="000000"/>
       <w:sz w:val="24"/>
       <w:szCs w:val="24"/>
       <w:lang w:val="pt-PT"/>
@@ -4580,7 +4807,6 @@
   <w:style w:type="paragraph" w:styleId="BodyText">
     <w:name w:val="Body Text"/>
     <w:basedOn w:val="Normal"/>
-    <w:rsid w:val="003d08f6"/>
     <w:pPr>
       <w:spacing w:before="0" w:after="120"/>
     </w:pPr>
@@ -4599,7 +4825,6 @@
     <w:basedOn w:val="Normal"/>
     <w:next w:val="Normal"/>
     <w:qFormat/>
-    <w:rsid w:val="003d08f6"/>
     <w:pPr>
       <w:spacing w:before="120" w:after="240"/>
       <w:contextualSpacing/>
@@ -4622,12 +4847,11 @@
       <w:rFonts w:cs="FreeSans"/>
     </w:rPr>
   </w:style>
-  <w:style w:type="paragraph" w:styleId="Figura" w:customStyle="1">
+  <w:style w:type="paragraph" w:styleId="Figura">
     <w:name w:val="Figura"/>
     <w:basedOn w:val="BodyText"/>
     <w:next w:val="Caption"/>
     <w:qFormat/>
-    <w:rsid w:val="003d08f6"/>
     <w:pPr>
       <w:widowControl w:val="false"/>
       <w:spacing w:before="240" w:after="0"/>
@@ -4638,11 +4862,10 @@
       <w:lang w:val="it-IT"/>
     </w:rPr>
   </w:style>
-  <w:style w:type="paragraph" w:styleId="TabelaCorpo" w:customStyle="1">
+  <w:style w:type="paragraph" w:styleId="TabelaCorpo">
     <w:name w:val="Tabela Corpo"/>
     <w:basedOn w:val="Normal"/>
     <w:qFormat/>
-    <w:rsid w:val="003d08f6"/>
     <w:pPr>
       <w:widowControl w:val="false"/>
       <w:ind w:hanging="317" w:start="317"/>
@@ -4665,8 +4888,6 @@
     <w:name w:val="header"/>
     <w:basedOn w:val="Normal"/>
     <w:link w:val="CabealhoChar"/>
-    <w:uiPriority w:val="99"/>
-    <w:rsid w:val="00751b7c"/>
     <w:pPr>
       <w:tabs>
         <w:tab w:val="clear" w:pos="708"/>
@@ -4680,8 +4901,6 @@
     <w:name w:val="footer"/>
     <w:basedOn w:val="Normal"/>
     <w:link w:val="RodapChar"/>
-    <w:uiPriority w:val="99"/>
-    <w:rsid w:val="00751b7c"/>
     <w:pPr>
       <w:tabs>
         <w:tab w:val="clear" w:pos="708"/>
@@ -4691,11 +4910,10 @@
     </w:pPr>
     <w:rPr/>
   </w:style>
-  <w:style w:type="paragraph" w:styleId="CEAVITITULODESECAO" w:customStyle="1">
+  <w:style w:type="paragraph" w:styleId="CEAVITITULODESECAO">
     <w:name w:val="CEAVI: TITULO DE SECAO"/>
     <w:basedOn w:val="Normal"/>
     <w:qFormat/>
-    <w:rsid w:val="00b14366"/>
     <w:pPr>
       <w:keepNext w:val="true"/>
       <w:numPr>
@@ -4718,11 +4936,10 @@
       <w:lang w:val="pt-BR"/>
     </w:rPr>
   </w:style>
-  <w:style w:type="paragraph" w:styleId="CEAVITITULODOARTIGO" w:customStyle="1">
+  <w:style w:type="paragraph" w:styleId="CEAVITITULODOARTIGO">
     <w:name w:val="CEAVI: TITULO DO ARTIGO"/>
     <w:basedOn w:val="Normal"/>
     <w:qFormat/>
-    <w:rsid w:val="008956a5"/>
     <w:pPr>
       <w:spacing w:before="0" w:after="240"/>
       <w:jc w:val="center"/>
@@ -4733,11 +4950,10 @@
       <w:szCs w:val="32"/>
     </w:rPr>
   </w:style>
-  <w:style w:type="paragraph" w:styleId="CEAVIAUTORES" w:customStyle="1">
+  <w:style w:type="paragraph" w:styleId="CEAVIAUTORES">
     <w:name w:val="CEAVI: AUTORES"/>
     <w:basedOn w:val="Normal"/>
     <w:qFormat/>
-    <w:rsid w:val="0075790e"/>
     <w:pPr>
       <w:jc w:val="center"/>
     </w:pPr>
@@ -4746,11 +4962,10 @@
       <w:szCs w:val="20"/>
     </w:rPr>
   </w:style>
-  <w:style w:type="paragraph" w:styleId="CEAVIE-MAILS" w:customStyle="1">
+  <w:style w:type="paragraph" w:styleId="CEAVIE-MAILS">
     <w:name w:val="CEAVI: E-MAILS"/>
     <w:basedOn w:val="Normal"/>
     <w:qFormat/>
-    <w:rsid w:val="0075790e"/>
     <w:pPr>
       <w:jc w:val="center"/>
     </w:pPr>
@@ -4760,11 +4975,10 @@
       <w:szCs w:val="18"/>
     </w:rPr>
   </w:style>
-  <w:style w:type="paragraph" w:styleId="CEAVITITULODORESUMO" w:customStyle="1">
+  <w:style w:type="paragraph" w:styleId="CEAVITITULODORESUMO">
     <w:name w:val="CEAVI: TITULO DO RESUMO"/>
     <w:basedOn w:val="Normal"/>
     <w:qFormat/>
-    <w:rsid w:val="008956a5"/>
     <w:pPr>
       <w:spacing w:before="120" w:after="0"/>
     </w:pPr>
@@ -4772,42 +4986,38 @@
       <w:b/>
     </w:rPr>
   </w:style>
-  <w:style w:type="paragraph" w:styleId="CEAVIPALAVRAS-CHAVE" w:customStyle="1">
+  <w:style w:type="paragraph" w:styleId="CEAVIPALAVRAS-CHAVE">
     <w:name w:val="CEAVI: PALAVRAS-CHAVE"/>
     <w:basedOn w:val="Normal"/>
     <w:qFormat/>
-    <w:rsid w:val="008956a5"/>
     <w:pPr/>
     <w:rPr/>
   </w:style>
-  <w:style w:type="paragraph" w:styleId="CEAVIPARAGRAFO" w:customStyle="1">
+  <w:style w:type="paragraph" w:styleId="CEAVIPARAGRAFO">
     <w:name w:val="CEAVI: PARAGRAFO"/>
     <w:basedOn w:val="Normal"/>
     <w:link w:val="CEAVIPARAGRAFOChar"/>
     <w:qFormat/>
-    <w:rsid w:val="00ae2b3e"/>
     <w:pPr>
       <w:ind w:firstLine="284"/>
       <w:jc w:val="both"/>
     </w:pPr>
     <w:rPr/>
   </w:style>
-  <w:style w:type="paragraph" w:styleId="CEAVIPRIMEIROPARAGRAFO" w:customStyle="1">
+  <w:style w:type="paragraph" w:styleId="CEAVIPRIMEIROPARAGRAFO">
     <w:name w:val="CEAVI: PRIMEIRO PARAGRAFO"/>
     <w:basedOn w:val="CEAVIPARAGRAFO"/>
     <w:link w:val="CEAVIPRIMEIROPARAGRAFOChar"/>
     <w:qFormat/>
-    <w:rsid w:val="00397b55"/>
     <w:pPr>
       <w:ind w:hanging="0"/>
     </w:pPr>
     <w:rPr/>
   </w:style>
-  <w:style w:type="paragraph" w:styleId="CEAVIFIGURA" w:customStyle="1">
+  <w:style w:type="paragraph" w:styleId="CEAVIFIGURA">
     <w:name w:val="CEAVI: FIGURA"/>
     <w:basedOn w:val="CEAVIPRIMEIROPARAGRAFO"/>
     <w:qFormat/>
-    <w:rsid w:val="0091342c"/>
     <w:pPr>
       <w:jc w:val="center"/>
     </w:pPr>
@@ -4815,11 +5025,10 @@
       <w:lang w:val="pt-BR"/>
     </w:rPr>
   </w:style>
-  <w:style w:type="paragraph" w:styleId="CEAVILEGENDA" w:customStyle="1">
+  <w:style w:type="paragraph" w:styleId="CEAVILEGENDA">
     <w:name w:val="CEAVI: LEGENDA"/>
     <w:basedOn w:val="Normal"/>
     <w:qFormat/>
-    <w:rsid w:val="008a6ce6"/>
     <w:pPr>
       <w:jc w:val="center"/>
     </w:pPr>
@@ -4829,11 +5038,10 @@
       <w:szCs w:val="20"/>
     </w:rPr>
   </w:style>
-  <w:style w:type="paragraph" w:styleId="CEAVIREFERENCIAS" w:customStyle="1">
+  <w:style w:type="paragraph" w:styleId="CEAVIREFERENCIAS">
     <w:name w:val="CEAVI: REFERENCIAS"/>
     <w:basedOn w:val="BodyText"/>
     <w:qFormat/>
-    <w:rsid w:val="003d54ed"/>
     <w:pPr>
       <w:spacing w:before="0" w:after="240"/>
       <w:jc w:val="both"/>
@@ -4845,7 +5053,6 @@
     <w:basedOn w:val="Normal"/>
     <w:link w:val="TextodebaloChar"/>
     <w:qFormat/>
-    <w:rsid w:val="007b7ea0"/>
     <w:pPr/>
     <w:rPr>
       <w:rFonts w:ascii="Tahoma" w:hAnsi="Tahoma" w:cs="Tahoma"/>
@@ -4857,7 +5064,6 @@
     <w:name w:val="footnote text"/>
     <w:basedOn w:val="Normal"/>
     <w:link w:val="TextodenotaderodapChar"/>
-    <w:rsid w:val="00e406d6"/>
     <w:pPr/>
     <w:rPr>
       <w:sz w:val="20"/>
@@ -4868,18 +5074,16 @@
     <w:name w:val="endnote text"/>
     <w:basedOn w:val="Normal"/>
     <w:link w:val="TextodenotadefimChar"/>
-    <w:rsid w:val="00e406d6"/>
     <w:pPr/>
     <w:rPr>
       <w:sz w:val="20"/>
       <w:szCs w:val="20"/>
     </w:rPr>
   </w:style>
-  <w:style w:type="paragraph" w:styleId="CEAVIKEYWORDS" w:customStyle="1">
+  <w:style w:type="paragraph" w:styleId="CEAVIKEYWORDS">
     <w:name w:val="CEAVI: KEYWORDS"/>
     <w:basedOn w:val="CEAVIPALAVRAS-CHAVE"/>
     <w:qFormat/>
-    <w:rsid w:val="0091342c"/>
     <w:pPr/>
     <w:rPr>
       <w:i/>
@@ -4891,22 +5095,19 @@
     <w:basedOn w:val="Normal"/>
     <w:next w:val="Normal"/>
     <w:link w:val="CitaoChar"/>
-    <w:uiPriority w:val="29"/>
     <w:qFormat/>
-    <w:rsid w:val="008f7587"/>
     <w:pPr/>
     <w:rPr>
       <w:i/>
       <w:iCs/>
-      <w:color w:themeColor="text1" w:val="000000"/>
+      <w:color w:themeColor="dark1" w:val="000000"/>
     </w:rPr>
   </w:style>
-  <w:style w:type="paragraph" w:styleId="CEAVIcitacaolonga" w:customStyle="1">
+  <w:style w:type="paragraph" w:styleId="CEAVIcitacaolonga">
     <w:name w:val="CEAVI_citacao_longa"/>
     <w:basedOn w:val="Quote"/>
     <w:link w:val="CEAVIcitacaolongaChar"/>
     <w:qFormat/>
-    <w:rsid w:val="008f7587"/>
     <w:pPr>
       <w:ind w:start="2268"/>
       <w:jc w:val="both"/>
@@ -4918,28 +5119,25 @@
   <w:style w:type="paragraph" w:styleId="ListParagraph">
     <w:name w:val="List Paragraph"/>
     <w:basedOn w:val="Normal"/>
-    <w:uiPriority w:val="34"/>
     <w:qFormat/>
-    <w:rsid w:val="00b4695b"/>
     <w:pPr>
       <w:spacing w:lineRule="auto" w:line="276" w:before="0" w:after="200"/>
       <w:ind w:start="720"/>
       <w:contextualSpacing/>
     </w:pPr>
     <w:rPr>
-      <w:rFonts w:ascii="Calibri" w:hAnsi="Calibri" w:eastAsia="Calibri" w:cs="" w:asciiTheme="minorHAnsi" w:cstheme="minorBidi" w:eastAsiaTheme="minorHAnsi" w:hAnsiTheme="minorHAnsi"/>
+      <w:rFonts w:ascii="Calibri" w:hAnsi="Calibri" w:eastAsia="Calibri" w:cs="Times New Roman"/>
       <w:sz w:val="22"/>
       <w:szCs w:val="22"/>
       <w:lang w:val="pt-BR" w:eastAsia="en-US"/>
     </w:rPr>
   </w:style>
-  <w:style w:type="paragraph" w:styleId="referncias" w:customStyle="1">
+  <w:style w:type="paragraph" w:styleId="referncias">
     <w:name w:val="referncias"/>
     <w:basedOn w:val="Normal"/>
     <w:qFormat/>
-    <w:rsid w:val="00b4695b"/>
     <w:pPr>
-      <w:spacing w:beforeAutospacing="1" w:afterAutospacing="1"/>
+      <w:spacing w:before="280" w:after="280"/>
     </w:pPr>
     <w:rPr>
       <w:lang w:val="pt-BR"/>
@@ -4947,12 +5145,13 @@
   </w:style>
   <w:style w:type="paragraph" w:styleId="Revision">
     <w:name w:val="Revision"/>
-    <w:uiPriority w:val="99"/>
-    <w:semiHidden/>
     <w:qFormat/>
-    <w:rsid w:val="00d52a31"/>
     <w:pPr>
       <w:widowControl/>
+      <w:suppressAutoHyphens w:val="true"/>
+      <w:kinsoku w:val="true"/>
+      <w:overflowPunct w:val="true"/>
+      <w:autoSpaceDE w:val="true"/>
       <w:bidi w:val="0"/>
       <w:spacing w:before="0" w:after="0"/>
       <w:jc w:val="start"/>
@@ -4966,136 +5165,33 @@
       <w:lang w:val="pt-PT" w:eastAsia="pt-BR" w:bidi="ar-SA"/>
     </w:rPr>
   </w:style>
-  <w:style w:type="paragraph" w:styleId="Texto" w:customStyle="1">
+  <w:style w:type="paragraph" w:styleId="Texto">
     <w:name w:val="Texto"/>
     <w:basedOn w:val="CEAVIPRIMEIROPARAGRAFO"/>
     <w:link w:val="TextoChar"/>
     <w:qFormat/>
-    <w:rsid w:val="006c3c17"/>
     <w:pPr>
       <w:spacing w:lineRule="auto" w:line="360"/>
       <w:ind w:firstLine="708"/>
     </w:pPr>
     <w:rPr>
       <w:rFonts w:cs="Arial"/>
-      <w:color w:themeColor="text1" w:val="000000"/>
+      <w:color w:themeColor="dark1" w:val="000000"/>
     </w:rPr>
   </w:style>
-  <w:style w:type="numbering" w:styleId="NoList" w:default="1">
+  <w:style w:type="paragraph" w:styleId="TableContents">
+    <w:name w:val="Table Contents"/>
+    <w:basedOn w:val="Normal"/>
+    <w:qFormat/>
+    <w:pPr>
+      <w:widowControl w:val="false"/>
+      <w:suppressLineNumbers/>
+    </w:pPr>
+    <w:rPr/>
+  </w:style>
+  <w:style w:type="numbering" w:styleId="NoList">
     <w:name w:val="No List"/>
-    <w:uiPriority w:val="99"/>
-    <w:semiHidden/>
-    <w:unhideWhenUsed/>
     <w:qFormat/>
-  </w:style>
-  <w:style w:type="table" w:default="1" w:styleId="Tabelanormal">
-    <w:name w:val="Normal Table"/>
-    <w:uiPriority w:val="99"/>
-    <w:semiHidden/>
-    <w:unhideWhenUsed/>
-    <w:tblPr>
-      <w:tblCellMar>
-        <w:top w:w="0" w:type="dxa"/>
-        <w:left w:w="108" w:type="dxa"/>
-        <w:bottom w:w="0" w:type="dxa"/>
-        <w:right w:w="108" w:type="dxa"/>
-      </w:tblCellMar>
-    </w:tblPr>
-  </w:style>
-  <w:style w:type="table" w:styleId="Tabelacomgrade">
-    <w:name w:val="Table Grid"/>
-    <w:basedOn w:val="Tabelanormal"/>
-    <w:rsid w:val="00d000c8"/>
-    <w:tblPr>
-      <w:tblBorders>
-        <w:top w:val="single" w:color="auto" w:sz="4" w:space="0"/>
-        <w:left w:val="single" w:color="auto" w:sz="4" w:space="0"/>
-        <w:bottom w:val="single" w:color="auto" w:sz="4" w:space="0"/>
-        <w:right w:val="single" w:color="auto" w:sz="4" w:space="0"/>
-        <w:insideH w:val="single" w:color="auto" w:sz="4" w:space="0"/>
-        <w:insideV w:val="single" w:color="auto" w:sz="4" w:space="0"/>
-      </w:tblBorders>
-    </w:tblPr>
-  </w:style>
-  <w:style w:type="table" w:styleId="Tabelaclssica1">
-    <w:name w:val="Table Classic 1"/>
-    <w:basedOn w:val="Tabelanormal"/>
-    <w:rsid w:val="00d000c8"/>
-    <w:tblPr>
-      <w:tblBorders>
-        <w:top w:val="single" w:color="000000" w:sz="12" w:space="0"/>
-        <w:bottom w:val="single" w:color="000000" w:sz="12" w:space="0"/>
-      </w:tblBorders>
-    </w:tblPr>
-    <w:tcPr>
-      <w:shd w:val="clear" w:color="auto" w:fill="auto"/>
-    </w:tcPr>
-    <w:tblStylePr w:type="firstRow">
-      <w:rPr>
-        <w:i/>
-      </w:rPr>
-      <w:tblPr/>
-      <w:tcPr>
-        <w:tcBorders>
-          <w:bottom w:val="single" w:color="000000" w:sz="6" w:space="0"/>
-          <w:tl2br w:val="none" w:color="auto" w:sz="0" w:space="0"/>
-          <w:tr2bl w:val="none" w:color="auto" w:sz="0" w:space="0"/>
-        </w:tcBorders>
-      </w:tcPr>
-    </w:tblStylePr>
-    <w:tblStylePr w:type="lastRow">
-      <w:rPr/>
-      <w:tblPr/>
-      <w:tcPr>
-        <w:tcBorders>
-          <w:top w:val="single" w:color="000000" w:sz="6" w:space="0"/>
-          <w:tl2br w:val="none" w:color="auto" w:sz="0" w:space="0"/>
-          <w:tr2bl w:val="none" w:color="auto" w:sz="0" w:space="0"/>
-        </w:tcBorders>
-      </w:tcPr>
-    </w:tblStylePr>
-    <w:tblStylePr w:type="firstCol">
-      <w:tblPr/>
-      <w:tcPr>
-        <w:tcBorders>
-          <w:right w:val="single" w:color="000000" w:sz="6" w:space="0"/>
-          <w:tl2br w:val="none" w:color="auto" w:sz="0" w:space="0"/>
-          <w:tr2bl w:val="none" w:color="auto" w:sz="0" w:space="0"/>
-        </w:tcBorders>
-      </w:tcPr>
-    </w:tblStylePr>
-    <w:tblStylePr w:type="neCell">
-      <w:rPr>
-        <w:b/>
-        <w:bCs/>
-        <w:i w:val="0"/>
-      </w:rPr>
-      <w:tblPr/>
-      <w:tcPr>
-        <w:tcBorders>
-          <w:tl2br w:val="none" w:color="auto" w:sz="0" w:space="0"/>
-          <w:tr2bl w:val="none" w:color="auto" w:sz="0" w:space="0"/>
-        </w:tcBorders>
-      </w:tcPr>
-    </w:tblStylePr>
-    <w:tblStylePr w:type="swCell">
-      <w:rPr>
-        <w:b/>
-        <w:bCs/>
-      </w:rPr>
-      <w:tblPr/>
-      <w:tcPr>
-        <w:tcBorders>
-          <w:tl2br w:val="none" w:color="auto" w:sz="0" w:space="0"/>
-          <w:tr2bl w:val="none" w:color="auto" w:sz="0" w:space="0"/>
-        </w:tcBorders>
-      </w:tcPr>
-    </w:tblStylePr>
-  </w:style>
-  <w:style w:type="table" w:customStyle="1" w:styleId="Estilo1">
-    <w:name w:val="Estilo1"/>
-    <w:basedOn w:val="Tabelanormal"/>
-    <w:rsid w:val="005e6fa2"/>
   </w:style>
 </w:styles>
 </file>
@@ -5141,16 +5237,16 @@
         <a:srgbClr val="800080"/>
       </a:folHlink>
     </a:clrScheme>
-    <a:fontScheme name="Escritório">
+    <a:fontScheme name="Office">
       <a:majorFont>
-        <a:latin typeface="Cambria" pitchFamily="0" charset="1"/>
-        <a:ea typeface=""/>
-        <a:cs typeface=""/>
+        <a:latin typeface="Arial" pitchFamily="0" charset="1"/>
+        <a:ea typeface="DejaVu Sans" pitchFamily="0" charset="1"/>
+        <a:cs typeface="DejaVu Sans" pitchFamily="0" charset="1"/>
       </a:majorFont>
       <a:minorFont>
-        <a:latin typeface="Calibri" pitchFamily="0" charset="1"/>
-        <a:ea typeface=""/>
-        <a:cs typeface=""/>
+        <a:latin typeface="Arial" pitchFamily="0" charset="1"/>
+        <a:ea typeface="DejaVu Sans" pitchFamily="0" charset="1"/>
+        <a:cs typeface="DejaVu Sans" pitchFamily="0" charset="1"/>
       </a:minorFont>
     </a:fontScheme>
     <a:fmtScheme>
@@ -5158,58 +5254,25 @@
         <a:solidFill>
           <a:schemeClr val="phClr"/>
         </a:solidFill>
-        <a:gradFill>
-          <a:gsLst>
-            <a:gs pos="0">
-              <a:schemeClr val="phClr">
-                <a:tint val="50000"/>
-              </a:schemeClr>
-            </a:gs>
-            <a:gs pos="35000">
-              <a:schemeClr val="phClr">
-                <a:tint val="37000"/>
-              </a:schemeClr>
-            </a:gs>
-            <a:gs pos="100000">
-              <a:schemeClr val="phClr">
-                <a:tint val="15000"/>
-              </a:schemeClr>
-            </a:gs>
-          </a:gsLst>
-          <a:lin ang="16200000" scaled="1"/>
-          <a:tileRect l="0" t="0" r="0" b="0"/>
-        </a:gradFill>
-        <a:gradFill>
-          <a:gsLst>
-            <a:gs pos="0">
-              <a:schemeClr val="phClr">
-                <a:shade val="51000"/>
-              </a:schemeClr>
-            </a:gs>
-            <a:gs pos="80000">
-              <a:schemeClr val="phClr">
-                <a:shade val="93000"/>
-              </a:schemeClr>
-            </a:gs>
-            <a:gs pos="100000">
-              <a:schemeClr val="phClr">
-                <a:shade val="94000"/>
-              </a:schemeClr>
-            </a:gs>
-          </a:gsLst>
-          <a:lin ang="16200000" scaled="0"/>
-          <a:tileRect l="0" t="0" r="0" b="0"/>
-        </a:gradFill>
+        <a:solidFill>
+          <a:schemeClr val="phClr"/>
+        </a:solidFill>
+        <a:solidFill>
+          <a:schemeClr val="phClr"/>
+        </a:solidFill>
       </a:fillStyleLst>
       <a:lnStyleLst>
-        <a:ln w="9525" cap="flat" cmpd="sng" algn="ctr">
+        <a:ln w="6350" cap="flat" cmpd="sng" algn="ctr">
           <a:prstDash val="solid"/>
+          <a:miter/>
         </a:ln>
-        <a:ln w="25400" cap="flat" cmpd="sng" algn="ctr">
+        <a:ln w="6350" cap="flat" cmpd="sng" algn="ctr">
           <a:prstDash val="solid"/>
+          <a:miter/>
         </a:ln>
-        <a:ln w="38100" cap="flat" cmpd="sng" algn="ctr">
+        <a:ln w="6350" cap="flat" cmpd="sng" algn="ctr">
           <a:prstDash val="solid"/>
+          <a:miter/>
         </a:ln>
       </a:lnStyleLst>
       <a:effectStyleLst>
@@ -5227,62 +5290,14 @@
         <a:solidFill>
           <a:schemeClr val="phClr"/>
         </a:solidFill>
-        <a:gradFill>
-          <a:gsLst>
-            <a:gs pos="0">
-              <a:schemeClr val="phClr">
-                <a:tint val="40000"/>
-              </a:schemeClr>
-            </a:gs>
-            <a:gs pos="40000">
-              <a:schemeClr val="phClr">
-                <a:tint val="45000"/>
-                <a:shade val="99000"/>
-              </a:schemeClr>
-            </a:gs>
-            <a:gs pos="100000">
-              <a:schemeClr val="phClr">
-                <a:shade val="20000"/>
-              </a:schemeClr>
-            </a:gs>
-          </a:gsLst>
-          <a:path path="circle">
-            <a:fillToRect l="50000" t="-80000" r="50000" b="180000"/>
-          </a:path>
-          <a:tileRect l="0" t="0" r="0" b="0"/>
-        </a:gradFill>
-        <a:gradFill>
-          <a:gsLst>
-            <a:gs pos="0">
-              <a:schemeClr val="phClr">
-                <a:tint val="80000"/>
-              </a:schemeClr>
-            </a:gs>
-            <a:gs pos="100000">
-              <a:schemeClr val="phClr">
-                <a:shade val="30000"/>
-              </a:schemeClr>
-            </a:gs>
-          </a:gsLst>
-          <a:path path="circle">
-            <a:fillToRect l="50000" t="50000" r="50000" b="50000"/>
-          </a:path>
-          <a:tileRect l="0" t="0" r="0" b="0"/>
-        </a:gradFill>
+        <a:solidFill>
+          <a:schemeClr val="phClr"/>
+        </a:solidFill>
+        <a:solidFill>
+          <a:schemeClr val="phClr"/>
+        </a:solidFill>
       </a:bgFillStyleLst>
     </a:fmtScheme>
   </a:themeElements>
 </a:theme>
-</file>
-
-<file path=customXml/item1.xml><?xml version="1.0" encoding="utf-8"?>
-<b:Sources xmlns:b="http://schemas.openxmlformats.org/officeDocument/2006/bibliography" xmlns="http://schemas.openxmlformats.org/officeDocument/2006/bibliography" SelectedStyle="\APA.XSL" StyleName="APA"/>
-</file>
-
-<file path=customXml/itemProps1.xml><?xml version="1.0" encoding="utf-8"?>
-<ds:datastoreItem xmlns:ds="http://schemas.openxmlformats.org/officeDocument/2006/customXml" ds:itemID="{CBBD72BF-4BA3-4527-A254-2AF7A46F3F29}">
-  <ds:schemaRefs>
-    <ds:schemaRef ds:uri="http://schemas.openxmlformats.org/officeDocument/2006/bibliography"/>
-  </ds:schemaRefs>
-</ds:datastoreItem>
 </file>
--- a/The Great Pyramid (Pyramid of Khufu)—perhaps the first structure with a complete lightning protection system..docx
+++ b/The Great Pyramid (Pyramid of Khufu)—perhaps the first structure with a complete lightning protection system..docx
@@ -1227,6 +1227,77 @@
       </w:pPr>
       <w:r>
         <w:rPr/>
+        <w:t>Dois dutos saindo da camara do rei de lados opostos da sala e indo em direção a parte superior externa foram bastante estudados e grande parte dos historiadores acredita ser tubo de ventilação, já que não conseguiu atribuir alinhamento com nenhuma estrela.</w:t>
+      </w:r>
+    </w:p>
+    <w:p>
+      <w:pPr>
+        <w:pStyle w:val="Texto"/>
+        <w:rPr/>
+      </w:pPr>
+      <w:r>
+        <w:rPr/>
+        <w:t>Por ser um acesso da área externa para o interior da Piramide, eu imagino que poderia haver uma conexão elétrica entre o captador(Para-Raio) e as barras de descida, mas pra isso, precisa haver uma abertura entre a camara do rei e a grande galeria, o que de fato acontece, há uma abertura no topo da grande galeria que liga a camara do rei.</w:t>
+      </w:r>
+    </w:p>
+    <w:p>
+      <w:pPr>
+        <w:pStyle w:val="Texto"/>
+        <w:rPr/>
+      </w:pPr>
+      <w:r>
+        <w:rPr/>
+      </w:r>
+    </w:p>
+    <w:p>
+      <w:pPr>
+        <w:pStyle w:val="Texto"/>
+        <w:rPr>
+          <w:b/>
+        </w:rPr>
+      </w:pPr>
+      <w:r>
+        <w:rPr>
+          <w:b/>
+        </w:rPr>
+        <w:t>1.</w:t>
+      </w:r>
+      <w:r>
+        <w:rPr>
+          <w:b/>
+        </w:rPr>
+        <w:t>3</w:t>
+      </w:r>
+      <w:r>
+        <w:rPr>
+          <w:b/>
+        </w:rPr>
+        <w:t xml:space="preserve"> </w:t>
+      </w:r>
+      <w:r>
+        <w:rPr>
+          <w:b/>
+        </w:rPr>
+        <w:t xml:space="preserve">Dutos da Câmara da </w:t>
+      </w:r>
+      <w:r>
+        <w:rPr>
+          <w:b/>
+        </w:rPr>
+        <w:t>Rainha</w:t>
+      </w:r>
+    </w:p>
+    <w:p>
+      <w:pPr>
+        <w:pStyle w:val="Texto"/>
+        <w:rPr>
+          <w:b/>
+        </w:rPr>
+      </w:pPr>
+      <w:r>
+        <w:rPr>
+          <w:b/>
+        </w:rPr>
       </w:r>
     </w:p>
     <w:p>
@@ -3994,7 +4065,7 @@
       <w:rPr>
         <w:sz w:val="22"/>
       </w:rPr>
-      <w:t>7</w:t>
+      <w:t>8</w:t>
     </w:r>
     <w:r>
       <w:rPr>

--- a/The Great Pyramid (Pyramid of Khufu)—perhaps the first structure with a complete lightning protection system..docx
+++ b/The Great Pyramid (Pyramid of Khufu)—perhaps the first structure with a complete lightning protection system..docx
@@ -1266,7 +1266,37 @@
         <w:rPr>
           <w:b/>
         </w:rPr>
-        <w:t>3</w:t>
+        <w:t>4 A grande galeria</w:t>
+      </w:r>
+    </w:p>
+    <w:p>
+      <w:pPr>
+        <w:pStyle w:val="Texto"/>
+        <w:rPr/>
+      </w:pPr>
+      <w:r>
+        <w:rPr/>
+        <w:t>A Grande Galeria da Grande Pirâmide é uma passagem ascendente que serve como um corredor monumental para acessar a Câmara do Rei. Sua construção é notável:</w:t>
+      </w:r>
+    </w:p>
+    <w:p>
+      <w:pPr>
+        <w:pStyle w:val="Texto"/>
+        <w:rPr>
+          <w:b/>
+        </w:rPr>
+      </w:pPr>
+      <w:r>
+        <w:rPr>
+          <w:b/>
+        </w:rPr>
+        <w:t>1.</w:t>
+      </w:r>
+      <w:r>
+        <w:rPr>
+          <w:b/>
+        </w:rPr>
+        <w:t>5</w:t>
       </w:r>
       <w:r>
         <w:rPr>
